--- a/eval/corpora/uv-docs-ingested/sources/concepts/resolution.docx
+++ b/eval/corpora/uv-docs-ingested/sources/concepts/resolution.docx
@@ -943,7 +943,7 @@
         <w:pStyle w:val="BodyText"/>
       </w:pPr>
       <w:r>
-        <w:t xml:space="preserve">Markers are used to adjust a package’s dependencies based on the current environment or platform.</w:t>
+        <w:t xml:space="preserve">Markers are used to adjust a package's dependencies based on the current environment or platform.</w:t>
       </w:r>
       <w:r>
         <w:t xml:space="preserve"> </w:t>
@@ -1078,13 +1078,7 @@
         <w:t xml:space="preserve"> </w:t>
       </w:r>
       <w:r>
-        <w:t xml:space="preserve">“universal”</w:t>
-      </w:r>
-      <w:r>
-        <w:t xml:space="preserve"> </w:t>
-      </w:r>
-      <w:r>
-        <w:t xml:space="preserve">resolvers exist.</w:t>
+        <w:t xml:space="preserve">"universal" resolvers exist.</w:t>
       </w:r>
     </w:p>
     <w:p>
@@ -1144,7 +1138,7 @@
         <w:pStyle w:val="FirstParagraph"/>
       </w:pPr>
       <w:r>
-        <w:t xml:space="preserve">By default, uv’s pip interface, i.e.,</w:t>
+        <w:t xml:space="preserve">By default, uv's pip interface, i.e.,</w:t>
       </w:r>
       <w:r>
         <w:t xml:space="preserve"> </w:t>
@@ -1182,7 +1176,7 @@
         <w:t xml:space="preserve"> </w:t>
       </w:r>
       <w:r>
-        <w:t xml:space="preserve">the uv’s project interface.</w:t>
+        <w:t xml:space="preserve">the uv's project interface.</w:t>
       </w:r>
     </w:p>
     <w:p>
@@ -1350,7 +1344,7 @@
         <w:pStyle w:val="FirstParagraph"/>
       </w:pPr>
       <w:r>
-        <w:t xml:space="preserve">uv’s lockfile (</w:t>
+        <w:t xml:space="preserve">uv's lockfile (</w:t>
       </w:r>
       <w:r>
         <w:rPr>
@@ -1432,7 +1426,7 @@
         <w:pStyle w:val="BodyText"/>
       </w:pPr>
       <w:r>
-        <w:t xml:space="preserve">Universal resolution is also available in uv’s pip interface, i.e.,</w:t>
+        <w:t xml:space="preserve">Universal resolution is also available in uv's pip interface, i.e.,</w:t>
       </w:r>
       <w:r>
         <w:t xml:space="preserve"> </w:t>
@@ -1544,7 +1538,7 @@
         <w:t xml:space="preserve">pyproject.toml</w:t>
       </w:r>
       <w:r>
-        <w:t xml:space="preserve">. For example, if a project’s</w:t>
+        <w:t xml:space="preserve">. For example, if a project's</w:t>
       </w:r>
       <w:r>
         <w:t xml:space="preserve"> </w:t>
@@ -1577,13 +1571,13 @@
         <w:t xml:space="preserve"> </w:t>
       </w:r>
       <w:r>
-        <w:t xml:space="preserve">the dependency lacks a usable version for (e.g.) Python 3.8, the lower bound of the project’s</w:t>
-      </w:r>
-      <w:r>
-        <w:t xml:space="preserve"> </w:t>
-      </w:r>
-      <w:r>
-        <w:t xml:space="preserve">supported range. In other words, the project’s</w:t>
+        <w:t xml:space="preserve">the dependency lacks a usable version for (e.g.) Python 3.8, the lower bound of the project's</w:t>
+      </w:r>
+      <w:r>
+        <w:t xml:space="preserve"> </w:t>
+      </w:r>
+      <w:r>
+        <w:t xml:space="preserve">supported range. In other words, the project's</w:t>
       </w:r>
       <w:r>
         <w:t xml:space="preserve"> </w:t>
@@ -1644,7 +1638,7 @@
         <w:t xml:space="preserve"> </w:t>
       </w:r>
       <w:r>
-        <w:t xml:space="preserve">supported Python version. For example, if a project’s</w:t>
+        <w:t xml:space="preserve">supported Python version. For example, if a project's</w:t>
       </w:r>
       <w:r>
         <w:t xml:space="preserve"> </w:t>
@@ -1909,18 +1903,102 @@
     </w:p>
     <w:p>
       <w:pPr>
-        <w:pStyle w:val="BodyText"/>
-      </w:pPr>
-      <w:r>
-        <w:rPr>
-          <w:rStyle w:val="VerbatimChar"/>
-        </w:rPr>
-        <w:t xml:space="preserve">toml title="pyproject.toml" [tool.uv] environments = [     "sys_platform == 'darwin'",     "sys_platform == 'linux'", ]</w:t>
-      </w:r>
-    </w:p>
-    <w:p>
-      <w:pPr>
-        <w:pStyle w:val="BodyText"/>
+        <w:pStyle w:val="SourceCode"/>
+      </w:pPr>
+      <w:r>
+        <w:rPr>
+          <w:rStyle w:val="KeywordTok"/>
+        </w:rPr>
+        <w:t xml:space="preserve">[tool.uv]</w:t>
+      </w:r>
+      <w:r>
+        <w:br/>
+      </w:r>
+      <w:r>
+        <w:rPr>
+          <w:rStyle w:val="DataTypeTok"/>
+        </w:rPr>
+        <w:t xml:space="preserve">environments</w:t>
+      </w:r>
+      <w:r>
+        <w:rPr>
+          <w:rStyle w:val="NormalTok"/>
+        </w:rPr>
+        <w:t xml:space="preserve"> </w:t>
+      </w:r>
+      <w:r>
+        <w:rPr>
+          <w:rStyle w:val="OperatorTok"/>
+        </w:rPr>
+        <w:t xml:space="preserve">=</w:t>
+      </w:r>
+      <w:r>
+        <w:rPr>
+          <w:rStyle w:val="NormalTok"/>
+        </w:rPr>
+        <w:t xml:space="preserve"> </w:t>
+      </w:r>
+      <w:r>
+        <w:rPr>
+          <w:rStyle w:val="OperatorTok"/>
+        </w:rPr>
+        <w:t xml:space="preserve">[</w:t>
+      </w:r>
+      <w:r>
+        <w:br/>
+      </w:r>
+      <w:r>
+        <w:rPr>
+          <w:rStyle w:val="NormalTok"/>
+        </w:rPr>
+        <w:t xml:space="preserve">    </w:t>
+      </w:r>
+      <w:r>
+        <w:rPr>
+          <w:rStyle w:val="StringTok"/>
+        </w:rPr>
+        <w:t xml:space="preserve">"sys_platform == 'darwin'"</w:t>
+      </w:r>
+      <w:r>
+        <w:rPr>
+          <w:rStyle w:val="OperatorTok"/>
+        </w:rPr>
+        <w:t xml:space="preserve">,</w:t>
+      </w:r>
+      <w:r>
+        <w:br/>
+      </w:r>
+      <w:r>
+        <w:rPr>
+          <w:rStyle w:val="NormalTok"/>
+        </w:rPr>
+        <w:t xml:space="preserve">    </w:t>
+      </w:r>
+      <w:r>
+        <w:rPr>
+          <w:rStyle w:val="StringTok"/>
+        </w:rPr>
+        <w:t xml:space="preserve">"sys_platform == 'linux'"</w:t>
+      </w:r>
+      <w:r>
+        <w:rPr>
+          <w:rStyle w:val="OperatorTok"/>
+        </w:rPr>
+        <w:t xml:space="preserve">,</w:t>
+      </w:r>
+      <w:r>
+        <w:br/>
+      </w:r>
+      <w:r>
+        <w:rPr>
+          <w:rStyle w:val="OperatorTok"/>
+        </w:rPr>
+        <w:t xml:space="preserve">]</w:t>
+      </w:r>
+    </w:p>
+    <w:p>
+      <w:pPr>
+        <w:pStyle w:val="FirstParagraph"/>
       </w:pPr>
       <w:r>
         <w:t xml:space="preserve">Or, to avoid solving for alternative Python implementations:</w:t>
@@ -1928,18 +2006,75 @@
     </w:p>
     <w:p>
       <w:pPr>
-        <w:pStyle w:val="BodyText"/>
-      </w:pPr>
-      <w:r>
-        <w:rPr>
-          <w:rStyle w:val="VerbatimChar"/>
-        </w:rPr>
-        <w:t xml:space="preserve">toml title="pyproject.toml" [tool.uv] environments = [     "implementation_name == 'cpython'" ]</w:t>
-      </w:r>
-    </w:p>
-    <w:p>
-      <w:pPr>
-        <w:pStyle w:val="BodyText"/>
+        <w:pStyle w:val="SourceCode"/>
+      </w:pPr>
+      <w:r>
+        <w:rPr>
+          <w:rStyle w:val="KeywordTok"/>
+        </w:rPr>
+        <w:t xml:space="preserve">[tool.uv]</w:t>
+      </w:r>
+      <w:r>
+        <w:br/>
+      </w:r>
+      <w:r>
+        <w:rPr>
+          <w:rStyle w:val="DataTypeTok"/>
+        </w:rPr>
+        <w:t xml:space="preserve">environments</w:t>
+      </w:r>
+      <w:r>
+        <w:rPr>
+          <w:rStyle w:val="NormalTok"/>
+        </w:rPr>
+        <w:t xml:space="preserve"> </w:t>
+      </w:r>
+      <w:r>
+        <w:rPr>
+          <w:rStyle w:val="OperatorTok"/>
+        </w:rPr>
+        <w:t xml:space="preserve">=</w:t>
+      </w:r>
+      <w:r>
+        <w:rPr>
+          <w:rStyle w:val="NormalTok"/>
+        </w:rPr>
+        <w:t xml:space="preserve"> </w:t>
+      </w:r>
+      <w:r>
+        <w:rPr>
+          <w:rStyle w:val="OperatorTok"/>
+        </w:rPr>
+        <w:t xml:space="preserve">[</w:t>
+      </w:r>
+      <w:r>
+        <w:br/>
+      </w:r>
+      <w:r>
+        <w:rPr>
+          <w:rStyle w:val="NormalTok"/>
+        </w:rPr>
+        <w:t xml:space="preserve">    </w:t>
+      </w:r>
+      <w:r>
+        <w:rPr>
+          <w:rStyle w:val="StringTok"/>
+        </w:rPr>
+        <w:t xml:space="preserve">"implementation_name == 'cpython'"</w:t>
+      </w:r>
+      <w:r>
+        <w:br/>
+      </w:r>
+      <w:r>
+        <w:rPr>
+          <w:rStyle w:val="OperatorTok"/>
+        </w:rPr>
+        <w:t xml:space="preserve">]</w:t>
+      </w:r>
+    </w:p>
+    <w:p>
+      <w:pPr>
+        <w:pStyle w:val="FirstParagraph"/>
       </w:pPr>
       <w:r>
         <w:t xml:space="preserve">Entries in the</w:t>
@@ -2396,13 +2531,70 @@
     </w:p>
     <w:p>
       <w:pPr>
-        <w:pStyle w:val="BodyText"/>
-      </w:pPr>
-      <w:r>
-        <w:rPr>
-          <w:rStyle w:val="VerbatimChar"/>
-        </w:rPr>
-        <w:t xml:space="preserve">toml title="pyproject.toml" [tool.uv] required-environments = [     "sys_platform == 'darwin' and platform_machine == 'x86_64'" ]</w:t>
+        <w:pStyle w:val="SourceCode"/>
+      </w:pPr>
+      <w:r>
+        <w:rPr>
+          <w:rStyle w:val="KeywordTok"/>
+        </w:rPr>
+        <w:t xml:space="preserve">[tool.uv]</w:t>
+      </w:r>
+      <w:r>
+        <w:br/>
+      </w:r>
+      <w:r>
+        <w:rPr>
+          <w:rStyle w:val="DataTypeTok"/>
+        </w:rPr>
+        <w:t xml:space="preserve">required-environments</w:t>
+      </w:r>
+      <w:r>
+        <w:rPr>
+          <w:rStyle w:val="NormalTok"/>
+        </w:rPr>
+        <w:t xml:space="preserve"> </w:t>
+      </w:r>
+      <w:r>
+        <w:rPr>
+          <w:rStyle w:val="OperatorTok"/>
+        </w:rPr>
+        <w:t xml:space="preserve">=</w:t>
+      </w:r>
+      <w:r>
+        <w:rPr>
+          <w:rStyle w:val="NormalTok"/>
+        </w:rPr>
+        <w:t xml:space="preserve"> </w:t>
+      </w:r>
+      <w:r>
+        <w:rPr>
+          <w:rStyle w:val="OperatorTok"/>
+        </w:rPr>
+        <w:t xml:space="preserve">[</w:t>
+      </w:r>
+      <w:r>
+        <w:br/>
+      </w:r>
+      <w:r>
+        <w:rPr>
+          <w:rStyle w:val="NormalTok"/>
+        </w:rPr>
+        <w:t xml:space="preserve">    </w:t>
+      </w:r>
+      <w:r>
+        <w:rPr>
+          <w:rStyle w:val="StringTok"/>
+        </w:rPr>
+        <w:t xml:space="preserve">"sys_platform == 'darwin' and platform_machine == 'x86_64'"</w:t>
+      </w:r>
+      <w:r>
+        <w:br/>
+      </w:r>
+      <w:r>
+        <w:rPr>
+          <w:rStyle w:val="OperatorTok"/>
+        </w:rPr>
+        <w:t xml:space="preserve">]</w:t>
       </w:r>
     </w:p>
     <w:bookmarkEnd w:id="19"/>
@@ -3195,18 +3387,18 @@
     </w:p>
     <w:p>
       <w:pPr>
-        <w:pStyle w:val="BodyText"/>
-      </w:pPr>
-      <w:r>
-        <w:rPr>
-          <w:rStyle w:val="VerbatimChar"/>
-        </w:rPr>
-        <w:t xml:space="preserve">requirements title="requirements.in" flask&gt;=2.0.0</w:t>
-      </w:r>
-    </w:p>
-    <w:p>
-      <w:pPr>
-        <w:pStyle w:val="BodyText"/>
+        <w:pStyle w:val="SourceCode"/>
+      </w:pPr>
+      <w:r>
+        <w:rPr>
+          <w:rStyle w:val="VerbatimChar"/>
+        </w:rPr>
+        <w:t xml:space="preserve">flask&gt;=2.0.0</w:t>
+      </w:r>
+    </w:p>
+    <w:p>
+      <w:pPr>
+        <w:pStyle w:val="FirstParagraph"/>
       </w:pPr>
       <w:r>
         <w:t xml:space="preserve">Running</w:t>
@@ -3244,18 +3436,162 @@
     </w:p>
     <w:p>
       <w:pPr>
-        <w:pStyle w:val="BodyText"/>
-      </w:pPr>
-      <w:r>
-        <w:rPr>
-          <w:rStyle w:val="VerbatimChar"/>
-        </w:rPr>
-        <w:t xml:space="preserve">requirements title="requirements.txt" # This file was autogenerated by uv via the following command: #    uv pip compile requirements.in -o requirements.txt blinker==1.7.0     # via flask click==8.1.7     # via flask flask==3.0.0 itsdangerous==2.1.2     # via flask jinja2==3.1.2     # via flask markupsafe==2.1.3     # via     #   jinja2     #   werkzeug werkzeug==3.0.1     # via flask</w:t>
-      </w:r>
-    </w:p>
-    <w:p>
-      <w:pPr>
-        <w:pStyle w:val="BodyText"/>
+        <w:pStyle w:val="SourceCode"/>
+      </w:pPr>
+      <w:r>
+        <w:rPr>
+          <w:rStyle w:val="VerbatimChar"/>
+        </w:rPr>
+        <w:t xml:space="preserve"># This file was autogenerated by uv via the following command:</w:t>
+      </w:r>
+      <w:r>
+        <w:br/>
+      </w:r>
+      <w:r>
+        <w:rPr>
+          <w:rStyle w:val="VerbatimChar"/>
+        </w:rPr>
+        <w:t xml:space="preserve">#    uv pip compile requirements.in -o requirements.txt</w:t>
+      </w:r>
+      <w:r>
+        <w:br/>
+      </w:r>
+      <w:r>
+        <w:rPr>
+          <w:rStyle w:val="VerbatimChar"/>
+        </w:rPr>
+        <w:t xml:space="preserve">blinker==1.7.0</w:t>
+      </w:r>
+      <w:r>
+        <w:br/>
+      </w:r>
+      <w:r>
+        <w:rPr>
+          <w:rStyle w:val="VerbatimChar"/>
+        </w:rPr>
+        <w:t xml:space="preserve">    # via flask</w:t>
+      </w:r>
+      <w:r>
+        <w:br/>
+      </w:r>
+      <w:r>
+        <w:rPr>
+          <w:rStyle w:val="VerbatimChar"/>
+        </w:rPr>
+        <w:t xml:space="preserve">click==8.1.7</w:t>
+      </w:r>
+      <w:r>
+        <w:br/>
+      </w:r>
+      <w:r>
+        <w:rPr>
+          <w:rStyle w:val="VerbatimChar"/>
+        </w:rPr>
+        <w:t xml:space="preserve">    # via flask</w:t>
+      </w:r>
+      <w:r>
+        <w:br/>
+      </w:r>
+      <w:r>
+        <w:rPr>
+          <w:rStyle w:val="VerbatimChar"/>
+        </w:rPr>
+        <w:t xml:space="preserve">flask==3.0.0</w:t>
+      </w:r>
+      <w:r>
+        <w:br/>
+      </w:r>
+      <w:r>
+        <w:rPr>
+          <w:rStyle w:val="VerbatimChar"/>
+        </w:rPr>
+        <w:t xml:space="preserve">itsdangerous==2.1.2</w:t>
+      </w:r>
+      <w:r>
+        <w:br/>
+      </w:r>
+      <w:r>
+        <w:rPr>
+          <w:rStyle w:val="VerbatimChar"/>
+        </w:rPr>
+        <w:t xml:space="preserve">    # via flask</w:t>
+      </w:r>
+      <w:r>
+        <w:br/>
+      </w:r>
+      <w:r>
+        <w:rPr>
+          <w:rStyle w:val="VerbatimChar"/>
+        </w:rPr>
+        <w:t xml:space="preserve">jinja2==3.1.2</w:t>
+      </w:r>
+      <w:r>
+        <w:br/>
+      </w:r>
+      <w:r>
+        <w:rPr>
+          <w:rStyle w:val="VerbatimChar"/>
+        </w:rPr>
+        <w:t xml:space="preserve">    # via flask</w:t>
+      </w:r>
+      <w:r>
+        <w:br/>
+      </w:r>
+      <w:r>
+        <w:rPr>
+          <w:rStyle w:val="VerbatimChar"/>
+        </w:rPr>
+        <w:t xml:space="preserve">markupsafe==2.1.3</w:t>
+      </w:r>
+      <w:r>
+        <w:br/>
+      </w:r>
+      <w:r>
+        <w:rPr>
+          <w:rStyle w:val="VerbatimChar"/>
+        </w:rPr>
+        <w:t xml:space="preserve">    # via</w:t>
+      </w:r>
+      <w:r>
+        <w:br/>
+      </w:r>
+      <w:r>
+        <w:rPr>
+          <w:rStyle w:val="VerbatimChar"/>
+        </w:rPr>
+        <w:t xml:space="preserve">    #   jinja2</w:t>
+      </w:r>
+      <w:r>
+        <w:br/>
+      </w:r>
+      <w:r>
+        <w:rPr>
+          <w:rStyle w:val="VerbatimChar"/>
+        </w:rPr>
+        <w:t xml:space="preserve">    #   werkzeug</w:t>
+      </w:r>
+      <w:r>
+        <w:br/>
+      </w:r>
+      <w:r>
+        <w:rPr>
+          <w:rStyle w:val="VerbatimChar"/>
+        </w:rPr>
+        <w:t xml:space="preserve">werkzeug==3.0.1</w:t>
+      </w:r>
+      <w:r>
+        <w:br/>
+      </w:r>
+      <w:r>
+        <w:rPr>
+          <w:rStyle w:val="VerbatimChar"/>
+        </w:rPr>
+        <w:t xml:space="preserve">    # via flask</w:t>
+      </w:r>
+    </w:p>
+    <w:p>
+      <w:pPr>
+        <w:pStyle w:val="FirstParagraph"/>
       </w:pPr>
       <w:r>
         <w:t xml:space="preserve">However,</w:t>
@@ -3284,18 +3620,126 @@
     </w:p>
     <w:p>
       <w:pPr>
-        <w:pStyle w:val="BodyText"/>
-      </w:pPr>
-      <w:r>
-        <w:rPr>
-          <w:rStyle w:val="VerbatimChar"/>
-        </w:rPr>
-        <w:t xml:space="preserve">requirements title="requirements.txt" # This file was autogenerated by uv via the following command: #    uv pip compile --resolution lowest requirements.in -o requirements.txt click==7.1.2     # via flask flask==2.0.0 itsdangerous==2.0.0     # via flask jinja2==3.0.0     # via flask markupsafe==2.0.0     # via jinja2 werkzeug==2.0.0     # via flask</w:t>
-      </w:r>
-    </w:p>
-    <w:p>
-      <w:pPr>
-        <w:pStyle w:val="BodyText"/>
+        <w:pStyle w:val="SourceCode"/>
+      </w:pPr>
+      <w:r>
+        <w:rPr>
+          <w:rStyle w:val="VerbatimChar"/>
+        </w:rPr>
+        <w:t xml:space="preserve"># This file was autogenerated by uv via the following command:</w:t>
+      </w:r>
+      <w:r>
+        <w:br/>
+      </w:r>
+      <w:r>
+        <w:rPr>
+          <w:rStyle w:val="VerbatimChar"/>
+        </w:rPr>
+        <w:t xml:space="preserve">#    uv pip compile --resolution lowest requirements.in -o requirements.txt</w:t>
+      </w:r>
+      <w:r>
+        <w:br/>
+      </w:r>
+      <w:r>
+        <w:rPr>
+          <w:rStyle w:val="VerbatimChar"/>
+        </w:rPr>
+        <w:t xml:space="preserve">click==7.1.2</w:t>
+      </w:r>
+      <w:r>
+        <w:br/>
+      </w:r>
+      <w:r>
+        <w:rPr>
+          <w:rStyle w:val="VerbatimChar"/>
+        </w:rPr>
+        <w:t xml:space="preserve">    # via flask</w:t>
+      </w:r>
+      <w:r>
+        <w:br/>
+      </w:r>
+      <w:r>
+        <w:rPr>
+          <w:rStyle w:val="VerbatimChar"/>
+        </w:rPr>
+        <w:t xml:space="preserve">flask==2.0.0</w:t>
+      </w:r>
+      <w:r>
+        <w:br/>
+      </w:r>
+      <w:r>
+        <w:rPr>
+          <w:rStyle w:val="VerbatimChar"/>
+        </w:rPr>
+        <w:t xml:space="preserve">itsdangerous==2.0.0</w:t>
+      </w:r>
+      <w:r>
+        <w:br/>
+      </w:r>
+      <w:r>
+        <w:rPr>
+          <w:rStyle w:val="VerbatimChar"/>
+        </w:rPr>
+        <w:t xml:space="preserve">    # via flask</w:t>
+      </w:r>
+      <w:r>
+        <w:br/>
+      </w:r>
+      <w:r>
+        <w:rPr>
+          <w:rStyle w:val="VerbatimChar"/>
+        </w:rPr>
+        <w:t xml:space="preserve">jinja2==3.0.0</w:t>
+      </w:r>
+      <w:r>
+        <w:br/>
+      </w:r>
+      <w:r>
+        <w:rPr>
+          <w:rStyle w:val="VerbatimChar"/>
+        </w:rPr>
+        <w:t xml:space="preserve">    # via flask</w:t>
+      </w:r>
+      <w:r>
+        <w:br/>
+      </w:r>
+      <w:r>
+        <w:rPr>
+          <w:rStyle w:val="VerbatimChar"/>
+        </w:rPr>
+        <w:t xml:space="preserve">markupsafe==2.0.0</w:t>
+      </w:r>
+      <w:r>
+        <w:br/>
+      </w:r>
+      <w:r>
+        <w:rPr>
+          <w:rStyle w:val="VerbatimChar"/>
+        </w:rPr>
+        <w:t xml:space="preserve">    # via jinja2</w:t>
+      </w:r>
+      <w:r>
+        <w:br/>
+      </w:r>
+      <w:r>
+        <w:rPr>
+          <w:rStyle w:val="VerbatimChar"/>
+        </w:rPr>
+        <w:t xml:space="preserve">werkzeug==2.0.0</w:t>
+      </w:r>
+      <w:r>
+        <w:br/>
+      </w:r>
+      <w:r>
+        <w:rPr>
+          <w:rStyle w:val="VerbatimChar"/>
+        </w:rPr>
+        <w:t xml:space="preserve">    # via flask</w:t>
+      </w:r>
+    </w:p>
+    <w:p>
+      <w:pPr>
+        <w:pStyle w:val="FirstParagraph"/>
       </w:pPr>
       <w:r>
         <w:t xml:space="preserve">When publishing libraries, it is recommended to separately run tests with</w:t>
@@ -4014,7 +4458,7 @@
         <w:t xml:space="preserve"> </w:t>
       </w:r>
       <w:r>
-        <w:t xml:space="preserve">package’s declared dependencies. Overrides are a useful last resort for cases in which you</w:t>
+        <w:t xml:space="preserve">package's declared dependencies. Overrides are a useful last resort for cases in which you</w:t>
       </w:r>
       <w:r>
         <w:t xml:space="preserve"> </w:t>
@@ -5624,7 +6068,7 @@
         <w:pStyle w:val="BodyText"/>
       </w:pPr>
       <w:r>
-        <w:t xml:space="preserve">For example, you may have a package that should only be built and installed on Linux, but doesn’t</w:t>
+        <w:t xml:space="preserve">For example, you may have a package that should only be built and installed on Linux, but doesn't</w:t>
       </w:r>
       <w:r>
         <w:t xml:space="preserve"> </w:t>
@@ -6439,7 +6883,7 @@
         <w:t xml:space="preserve"> </w:t>
       </w:r>
       <w:r>
-        <w:t xml:space="preserve">package’s metadata is incorrect or incomplete, or when a package is not available in the package</w:t>
+        <w:t xml:space="preserve">package's metadata is incorrect or incomplete, or when a package is not available in the package</w:t>
       </w:r>
       <w:r>
         <w:t xml:space="preserve"> </w:t>
@@ -6667,13 +7111,7 @@
         <w:t xml:space="preserve"> </w:t>
       </w:r>
       <w:r>
-        <w:t xml:space="preserve">dependencies (</w:t>
-      </w:r>
-      <w:r>
-        <w:t xml:space="preserve">“extras”</w:t>
-      </w:r>
-      <w:r>
-        <w:t xml:space="preserve">), and dependency groups (development dependencies).</w:t>
+        <w:t xml:space="preserve">dependencies ("extras"), and dependency groups (development dependencies).</w:t>
       </w:r>
     </w:p>
     <w:p>
@@ -6698,13 +7136,855 @@
     </w:p>
     <w:p>
       <w:pPr>
+        <w:pStyle w:val="SourceCode"/>
+      </w:pPr>
+      <w:r>
+        <w:rPr>
+          <w:rStyle w:val="KeywordTok"/>
+        </w:rPr>
+        <w:t xml:space="preserve">[project.optional-dependencies]</w:t>
+      </w:r>
+      <w:r>
+        <w:br/>
+      </w:r>
+      <w:r>
+        <w:rPr>
+          <w:rStyle w:val="DataTypeTok"/>
+        </w:rPr>
+        <w:t xml:space="preserve">extra1</w:t>
+      </w:r>
+      <w:r>
+        <w:rPr>
+          <w:rStyle w:val="NormalTok"/>
+        </w:rPr>
+        <w:t xml:space="preserve"> </w:t>
+      </w:r>
+      <w:r>
+        <w:rPr>
+          <w:rStyle w:val="OperatorTok"/>
+        </w:rPr>
+        <w:t xml:space="preserve">=</w:t>
+      </w:r>
+      <w:r>
+        <w:rPr>
+          <w:rStyle w:val="NormalTok"/>
+        </w:rPr>
+        <w:t xml:space="preserve"> </w:t>
+      </w:r>
+      <w:r>
+        <w:rPr>
+          <w:rStyle w:val="OperatorTok"/>
+        </w:rPr>
+        <w:t xml:space="preserve">[</w:t>
+      </w:r>
+      <w:r>
+        <w:rPr>
+          <w:rStyle w:val="StringTok"/>
+        </w:rPr>
+        <w:t xml:space="preserve">"numpy==2.1.2"</w:t>
+      </w:r>
+      <w:r>
+        <w:rPr>
+          <w:rStyle w:val="OperatorTok"/>
+        </w:rPr>
+        <w:t xml:space="preserve">]</w:t>
+      </w:r>
+      <w:r>
+        <w:br/>
+      </w:r>
+      <w:r>
+        <w:rPr>
+          <w:rStyle w:val="DataTypeTok"/>
+        </w:rPr>
+        <w:t xml:space="preserve">extra2</w:t>
+      </w:r>
+      <w:r>
+        <w:rPr>
+          <w:rStyle w:val="NormalTok"/>
+        </w:rPr>
+        <w:t xml:space="preserve"> </w:t>
+      </w:r>
+      <w:r>
+        <w:rPr>
+          <w:rStyle w:val="OperatorTok"/>
+        </w:rPr>
+        <w:t xml:space="preserve">=</w:t>
+      </w:r>
+      <w:r>
+        <w:rPr>
+          <w:rStyle w:val="NormalTok"/>
+        </w:rPr>
+        <w:t xml:space="preserve"> </w:t>
+      </w:r>
+      <w:r>
+        <w:rPr>
+          <w:rStyle w:val="OperatorTok"/>
+        </w:rPr>
+        <w:t xml:space="preserve">[</w:t>
+      </w:r>
+      <w:r>
+        <w:rPr>
+          <w:rStyle w:val="StringTok"/>
+        </w:rPr>
+        <w:t xml:space="preserve">"numpy==2.0.0"</w:t>
+      </w:r>
+      <w:r>
+        <w:rPr>
+          <w:rStyle w:val="OperatorTok"/>
+        </w:rPr>
+        <w:t xml:space="preserve">]</w:t>
+      </w:r>
+    </w:p>
+    <w:p>
+      <w:pPr>
+        <w:pStyle w:val="FirstParagraph"/>
+      </w:pPr>
+      <w:r>
+        <w:t xml:space="preserve">If you run</w:t>
+      </w:r>
+      <w:r>
+        <w:t xml:space="preserve"> </w:t>
+      </w:r>
+      <w:r>
+        <w:rPr>
+          <w:rStyle w:val="VerbatimChar"/>
+        </w:rPr>
+        <w:t xml:space="preserve">uv lock</w:t>
+      </w:r>
+      <w:r>
+        <w:t xml:space="preserve"> </w:t>
+      </w:r>
+      <w:r>
+        <w:t xml:space="preserve">with the above dependencies, resolution will fail:</w:t>
+      </w:r>
+    </w:p>
+    <w:p>
+      <w:pPr>
+        <w:pStyle w:val="SourceCode"/>
+      </w:pPr>
+      <w:r>
+        <w:rPr>
+          <w:rStyle w:val="VerbatimChar"/>
+        </w:rPr>
+        <w:t xml:space="preserve">$ uv lock</w:t>
+      </w:r>
+      <w:r>
+        <w:br/>
+      </w:r>
+      <w:r>
+        <w:rPr>
+          <w:rStyle w:val="VerbatimChar"/>
+        </w:rPr>
+        <w:t xml:space="preserve">  x No solution found when resolving dependencies:</w:t>
+      </w:r>
+      <w:r>
+        <w:br/>
+      </w:r>
+      <w:r>
+        <w:rPr>
+          <w:rStyle w:val="VerbatimChar"/>
+        </w:rPr>
+        <w:t xml:space="preserve">  `-&gt; Because myproject[extra2] depends on numpy==2.0.0 and myproject[extra1] depends on numpy==2.1.2, we can conclude that myproject[extra1] and</w:t>
+      </w:r>
+      <w:r>
+        <w:br/>
+      </w:r>
+      <w:r>
+        <w:rPr>
+          <w:rStyle w:val="VerbatimChar"/>
+        </w:rPr>
+        <w:t xml:space="preserve">      myproject[extra2] are incompatible.</w:t>
+      </w:r>
+      <w:r>
+        <w:br/>
+      </w:r>
+      <w:r>
+        <w:rPr>
+          <w:rStyle w:val="VerbatimChar"/>
+        </w:rPr>
+        <w:t xml:space="preserve">      And because your project requires myproject[extra1] and myproject[extra2], we can conclude that your projects's requirements are unsatisfiable.</w:t>
+      </w:r>
+    </w:p>
+    <w:p>
+      <w:pPr>
+        <w:pStyle w:val="FirstParagraph"/>
+      </w:pPr>
+      <w:r>
+        <w:t xml:space="preserve">To work around this, uv supports explicit declaration of conflicts. If you specify that</w:t>
+      </w:r>
+      <w:r>
+        <w:t xml:space="preserve"> </w:t>
+      </w:r>
+      <w:r>
+        <w:rPr>
+          <w:rStyle w:val="VerbatimChar"/>
+        </w:rPr>
+        <w:t xml:space="preserve">extra1</w:t>
+      </w:r>
+      <w:r>
+        <w:t xml:space="preserve"> </w:t>
+      </w:r>
+      <w:r>
+        <w:t xml:space="preserve">and</w:t>
+      </w:r>
+      <w:r>
+        <w:t xml:space="preserve"> </w:t>
+      </w:r>
+      <w:r>
+        <w:rPr>
+          <w:rStyle w:val="VerbatimChar"/>
+        </w:rPr>
+        <w:t xml:space="preserve">extra2</w:t>
+      </w:r>
+      <w:r>
+        <w:t xml:space="preserve"> </w:t>
+      </w:r>
+      <w:r>
+        <w:t xml:space="preserve">are conflicting, uv will resolve them separately. Specify conflicts in the</w:t>
+      </w:r>
+      <w:r>
+        <w:t xml:space="preserve"> </w:t>
+      </w:r>
+      <w:r>
+        <w:rPr>
+          <w:rStyle w:val="VerbatimChar"/>
+        </w:rPr>
+        <w:t xml:space="preserve">tool.uv</w:t>
+      </w:r>
+      <w:r>
+        <w:t xml:space="preserve"> </w:t>
+      </w:r>
+      <w:r>
+        <w:t xml:space="preserve">section:</w:t>
+      </w:r>
+    </w:p>
+    <w:p>
+      <w:pPr>
+        <w:pStyle w:val="SourceCode"/>
+      </w:pPr>
+      <w:r>
+        <w:rPr>
+          <w:rStyle w:val="KeywordTok"/>
+        </w:rPr>
+        <w:t xml:space="preserve">[tool.uv]</w:t>
+      </w:r>
+      <w:r>
+        <w:br/>
+      </w:r>
+      <w:r>
+        <w:rPr>
+          <w:rStyle w:val="DataTypeTok"/>
+        </w:rPr>
+        <w:t xml:space="preserve">conflicts</w:t>
+      </w:r>
+      <w:r>
+        <w:rPr>
+          <w:rStyle w:val="NormalTok"/>
+        </w:rPr>
+        <w:t xml:space="preserve"> </w:t>
+      </w:r>
+      <w:r>
+        <w:rPr>
+          <w:rStyle w:val="OperatorTok"/>
+        </w:rPr>
+        <w:t xml:space="preserve">=</w:t>
+      </w:r>
+      <w:r>
+        <w:rPr>
+          <w:rStyle w:val="NormalTok"/>
+        </w:rPr>
+        <w:t xml:space="preserve"> </w:t>
+      </w:r>
+      <w:r>
+        <w:rPr>
+          <w:rStyle w:val="OperatorTok"/>
+        </w:rPr>
+        <w:t xml:space="preserve">[</w:t>
+      </w:r>
+      <w:r>
+        <w:br/>
+      </w:r>
+      <w:r>
+        <w:rPr>
+          <w:rStyle w:val="NormalTok"/>
+        </w:rPr>
+        <w:t xml:space="preserve">    </w:t>
+      </w:r>
+      <w:r>
+        <w:rPr>
+          <w:rStyle w:val="OperatorTok"/>
+        </w:rPr>
+        <w:t xml:space="preserve">[</w:t>
+      </w:r>
+      <w:r>
+        <w:br/>
+      </w:r>
+      <w:r>
+        <w:rPr>
+          <w:rStyle w:val="NormalTok"/>
+        </w:rPr>
+        <w:t xml:space="preserve">      </w:t>
+      </w:r>
+      <w:r>
+        <w:rPr>
+          <w:rStyle w:val="OperatorTok"/>
+        </w:rPr>
+        <w:t xml:space="preserve">{ </w:t>
+      </w:r>
+      <w:r>
+        <w:rPr>
+          <w:rStyle w:val="DataTypeTok"/>
+        </w:rPr>
+        <w:t xml:space="preserve">extra</w:t>
+      </w:r>
+      <w:r>
+        <w:rPr>
+          <w:rStyle w:val="OperatorTok"/>
+        </w:rPr>
+        <w:t xml:space="preserve"> =</w:t>
+      </w:r>
+      <w:r>
+        <w:rPr>
+          <w:rStyle w:val="NormalTok"/>
+        </w:rPr>
+        <w:t xml:space="preserve"> </w:t>
+      </w:r>
+      <w:r>
+        <w:rPr>
+          <w:rStyle w:val="StringTok"/>
+        </w:rPr>
+        <w:t xml:space="preserve">"extra1"</w:t>
+      </w:r>
+      <w:r>
+        <w:rPr>
+          <w:rStyle w:val="OperatorTok"/>
+        </w:rPr>
+        <w:t xml:space="preserve"> },</w:t>
+      </w:r>
+      <w:r>
+        <w:br/>
+      </w:r>
+      <w:r>
+        <w:rPr>
+          <w:rStyle w:val="NormalTok"/>
+        </w:rPr>
+        <w:t xml:space="preserve">      </w:t>
+      </w:r>
+      <w:r>
+        <w:rPr>
+          <w:rStyle w:val="OperatorTok"/>
+        </w:rPr>
+        <w:t xml:space="preserve">{ </w:t>
+      </w:r>
+      <w:r>
+        <w:rPr>
+          <w:rStyle w:val="DataTypeTok"/>
+        </w:rPr>
+        <w:t xml:space="preserve">extra</w:t>
+      </w:r>
+      <w:r>
+        <w:rPr>
+          <w:rStyle w:val="OperatorTok"/>
+        </w:rPr>
+        <w:t xml:space="preserve"> =</w:t>
+      </w:r>
+      <w:r>
+        <w:rPr>
+          <w:rStyle w:val="NormalTok"/>
+        </w:rPr>
+        <w:t xml:space="preserve"> </w:t>
+      </w:r>
+      <w:r>
+        <w:rPr>
+          <w:rStyle w:val="StringTok"/>
+        </w:rPr>
+        <w:t xml:space="preserve">"extra2"</w:t>
+      </w:r>
+      <w:r>
+        <w:rPr>
+          <w:rStyle w:val="OperatorTok"/>
+        </w:rPr>
+        <w:t xml:space="preserve"> },</w:t>
+      </w:r>
+      <w:r>
+        <w:br/>
+      </w:r>
+      <w:r>
+        <w:rPr>
+          <w:rStyle w:val="NormalTok"/>
+        </w:rPr>
+        <w:t xml:space="preserve">    </w:t>
+      </w:r>
+      <w:r>
+        <w:rPr>
+          <w:rStyle w:val="OperatorTok"/>
+        </w:rPr>
+        <w:t xml:space="preserve">],</w:t>
+      </w:r>
+      <w:r>
+        <w:br/>
+      </w:r>
+      <w:r>
+        <w:rPr>
+          <w:rStyle w:val="OperatorTok"/>
+        </w:rPr>
+        <w:t xml:space="preserve">]</w:t>
+      </w:r>
+    </w:p>
+    <w:p>
+      <w:pPr>
+        <w:pStyle w:val="FirstParagraph"/>
+      </w:pPr>
+      <w:r>
+        <w:t xml:space="preserve">Now, running</w:t>
+      </w:r>
+      <w:r>
+        <w:t xml:space="preserve"> </w:t>
+      </w:r>
+      <w:r>
+        <w:rPr>
+          <w:rStyle w:val="VerbatimChar"/>
+        </w:rPr>
+        <w:t xml:space="preserve">uv lock</w:t>
+      </w:r>
+      <w:r>
+        <w:t xml:space="preserve"> </w:t>
+      </w:r>
+      <w:r>
+        <w:t xml:space="preserve">will succeed. However, now you cannot install both</w:t>
+      </w:r>
+      <w:r>
+        <w:t xml:space="preserve"> </w:t>
+      </w:r>
+      <w:r>
+        <w:rPr>
+          <w:rStyle w:val="VerbatimChar"/>
+        </w:rPr>
+        <w:t xml:space="preserve">extra1</w:t>
+      </w:r>
+      <w:r>
+        <w:t xml:space="preserve"> </w:t>
+      </w:r>
+      <w:r>
+        <w:t xml:space="preserve">and</w:t>
+      </w:r>
+      <w:r>
+        <w:t xml:space="preserve"> </w:t>
+      </w:r>
+      <w:r>
+        <w:rPr>
+          <w:rStyle w:val="VerbatimChar"/>
+        </w:rPr>
+        <w:t xml:space="preserve">extra2</w:t>
+      </w:r>
+      <w:r>
+        <w:t xml:space="preserve"> </w:t>
+      </w:r>
+      <w:r>
+        <w:t xml:space="preserve">at</w:t>
+      </w:r>
+      <w:r>
+        <w:t xml:space="preserve"> </w:t>
+      </w:r>
+      <w:r>
+        <w:t xml:space="preserve">the same time:</w:t>
+      </w:r>
+    </w:p>
+    <w:p>
+      <w:pPr>
+        <w:pStyle w:val="SourceCode"/>
+      </w:pPr>
+      <w:r>
+        <w:rPr>
+          <w:rStyle w:val="VerbatimChar"/>
+        </w:rPr>
+        <w:t xml:space="preserve">$ uv sync --extra extra1 --extra extra2</w:t>
+      </w:r>
+      <w:r>
+        <w:br/>
+      </w:r>
+      <w:r>
+        <w:rPr>
+          <w:rStyle w:val="VerbatimChar"/>
+        </w:rPr>
+        <w:t xml:space="preserve">Resolved 3 packages in 14ms</w:t>
+      </w:r>
+      <w:r>
+        <w:br/>
+      </w:r>
+      <w:r>
+        <w:rPr>
+          <w:rStyle w:val="VerbatimChar"/>
+        </w:rPr>
+        <w:t xml:space="preserve">error: extra `extra1`, extra `extra2` are incompatible with the declared conflicts: {`myproject[extra1]`, `myproject[extra2]`}</w:t>
+      </w:r>
+    </w:p>
+    <w:p>
+      <w:pPr>
+        <w:pStyle w:val="FirstParagraph"/>
+      </w:pPr>
+      <w:r>
+        <w:t xml:space="preserve">This error occurs because installing both</w:t>
+      </w:r>
+      <w:r>
+        <w:t xml:space="preserve"> </w:t>
+      </w:r>
+      <w:r>
+        <w:rPr>
+          <w:rStyle w:val="VerbatimChar"/>
+        </w:rPr>
+        <w:t xml:space="preserve">extra1</w:t>
+      </w:r>
+      <w:r>
+        <w:t xml:space="preserve"> </w:t>
+      </w:r>
+      <w:r>
+        <w:t xml:space="preserve">and</w:t>
+      </w:r>
+      <w:r>
+        <w:t xml:space="preserve"> </w:t>
+      </w:r>
+      <w:r>
+        <w:rPr>
+          <w:rStyle w:val="VerbatimChar"/>
+        </w:rPr>
+        <w:t xml:space="preserve">extra2</w:t>
+      </w:r>
+      <w:r>
+        <w:t xml:space="preserve"> </w:t>
+      </w:r>
+      <w:r>
+        <w:t xml:space="preserve">would result in installing two</w:t>
+      </w:r>
+      <w:r>
+        <w:t xml:space="preserve"> </w:t>
+      </w:r>
+      <w:r>
+        <w:t xml:space="preserve">different versions of a package into the same environment.</w:t>
+      </w:r>
+    </w:p>
+    <w:p>
+      <w:pPr>
         <w:pStyle w:val="BodyText"/>
       </w:pPr>
       <w:r>
-        <w:rPr>
-          <w:rStyle w:val="VerbatimChar"/>
-        </w:rPr>
-        <w:t xml:space="preserve">toml title="pyproject.toml" [project.optional-dependencies] extra1 = ["numpy==2.1.2"] extra2 = ["numpy==2.0.0"]</w:t>
+        <w:t xml:space="preserve">The above strategy for dealing with conflicting optional dependencies also works with dependency</w:t>
+      </w:r>
+      <w:r>
+        <w:t xml:space="preserve"> </w:t>
+      </w:r>
+      <w:r>
+        <w:t xml:space="preserve">groups:</w:t>
+      </w:r>
+    </w:p>
+    <w:p>
+      <w:pPr>
+        <w:pStyle w:val="SourceCode"/>
+      </w:pPr>
+      <w:r>
+        <w:rPr>
+          <w:rStyle w:val="KeywordTok"/>
+        </w:rPr>
+        <w:t xml:space="preserve">[dependency-groups]</w:t>
+      </w:r>
+      <w:r>
+        <w:br/>
+      </w:r>
+      <w:r>
+        <w:rPr>
+          <w:rStyle w:val="DataTypeTok"/>
+        </w:rPr>
+        <w:t xml:space="preserve">group1</w:t>
+      </w:r>
+      <w:r>
+        <w:rPr>
+          <w:rStyle w:val="NormalTok"/>
+        </w:rPr>
+        <w:t xml:space="preserve"> </w:t>
+      </w:r>
+      <w:r>
+        <w:rPr>
+          <w:rStyle w:val="OperatorTok"/>
+        </w:rPr>
+        <w:t xml:space="preserve">=</w:t>
+      </w:r>
+      <w:r>
+        <w:rPr>
+          <w:rStyle w:val="NormalTok"/>
+        </w:rPr>
+        <w:t xml:space="preserve"> </w:t>
+      </w:r>
+      <w:r>
+        <w:rPr>
+          <w:rStyle w:val="OperatorTok"/>
+        </w:rPr>
+        <w:t xml:space="preserve">[</w:t>
+      </w:r>
+      <w:r>
+        <w:rPr>
+          <w:rStyle w:val="StringTok"/>
+        </w:rPr>
+        <w:t xml:space="preserve">"numpy==2.1.2"</w:t>
+      </w:r>
+      <w:r>
+        <w:rPr>
+          <w:rStyle w:val="OperatorTok"/>
+        </w:rPr>
+        <w:t xml:space="preserve">]</w:t>
+      </w:r>
+      <w:r>
+        <w:br/>
+      </w:r>
+      <w:r>
+        <w:rPr>
+          <w:rStyle w:val="DataTypeTok"/>
+        </w:rPr>
+        <w:t xml:space="preserve">group2</w:t>
+      </w:r>
+      <w:r>
+        <w:rPr>
+          <w:rStyle w:val="NormalTok"/>
+        </w:rPr>
+        <w:t xml:space="preserve"> </w:t>
+      </w:r>
+      <w:r>
+        <w:rPr>
+          <w:rStyle w:val="OperatorTok"/>
+        </w:rPr>
+        <w:t xml:space="preserve">=</w:t>
+      </w:r>
+      <w:r>
+        <w:rPr>
+          <w:rStyle w:val="NormalTok"/>
+        </w:rPr>
+        <w:t xml:space="preserve"> </w:t>
+      </w:r>
+      <w:r>
+        <w:rPr>
+          <w:rStyle w:val="OperatorTok"/>
+        </w:rPr>
+        <w:t xml:space="preserve">[</w:t>
+      </w:r>
+      <w:r>
+        <w:rPr>
+          <w:rStyle w:val="StringTok"/>
+        </w:rPr>
+        <w:t xml:space="preserve">"numpy==2.0.0"</w:t>
+      </w:r>
+      <w:r>
+        <w:rPr>
+          <w:rStyle w:val="OperatorTok"/>
+        </w:rPr>
+        <w:t xml:space="preserve">]</w:t>
+      </w:r>
+      <w:r>
+        <w:br/>
+      </w:r>
+      <w:r>
+        <w:br/>
+      </w:r>
+      <w:r>
+        <w:rPr>
+          <w:rStyle w:val="KeywordTok"/>
+        </w:rPr>
+        <w:t xml:space="preserve">[tool.uv]</w:t>
+      </w:r>
+      <w:r>
+        <w:br/>
+      </w:r>
+      <w:r>
+        <w:rPr>
+          <w:rStyle w:val="DataTypeTok"/>
+        </w:rPr>
+        <w:t xml:space="preserve">conflicts</w:t>
+      </w:r>
+      <w:r>
+        <w:rPr>
+          <w:rStyle w:val="NormalTok"/>
+        </w:rPr>
+        <w:t xml:space="preserve"> </w:t>
+      </w:r>
+      <w:r>
+        <w:rPr>
+          <w:rStyle w:val="OperatorTok"/>
+        </w:rPr>
+        <w:t xml:space="preserve">=</w:t>
+      </w:r>
+      <w:r>
+        <w:rPr>
+          <w:rStyle w:val="NormalTok"/>
+        </w:rPr>
+        <w:t xml:space="preserve"> </w:t>
+      </w:r>
+      <w:r>
+        <w:rPr>
+          <w:rStyle w:val="OperatorTok"/>
+        </w:rPr>
+        <w:t xml:space="preserve">[</w:t>
+      </w:r>
+      <w:r>
+        <w:br/>
+      </w:r>
+      <w:r>
+        <w:rPr>
+          <w:rStyle w:val="NormalTok"/>
+        </w:rPr>
+        <w:t xml:space="preserve">    </w:t>
+      </w:r>
+      <w:r>
+        <w:rPr>
+          <w:rStyle w:val="OperatorTok"/>
+        </w:rPr>
+        <w:t xml:space="preserve">[</w:t>
+      </w:r>
+      <w:r>
+        <w:br/>
+      </w:r>
+      <w:r>
+        <w:rPr>
+          <w:rStyle w:val="NormalTok"/>
+        </w:rPr>
+        <w:t xml:space="preserve">      </w:t>
+      </w:r>
+      <w:r>
+        <w:rPr>
+          <w:rStyle w:val="OperatorTok"/>
+        </w:rPr>
+        <w:t xml:space="preserve">{ </w:t>
+      </w:r>
+      <w:r>
+        <w:rPr>
+          <w:rStyle w:val="DataTypeTok"/>
+        </w:rPr>
+        <w:t xml:space="preserve">group</w:t>
+      </w:r>
+      <w:r>
+        <w:rPr>
+          <w:rStyle w:val="OperatorTok"/>
+        </w:rPr>
+        <w:t xml:space="preserve"> =</w:t>
+      </w:r>
+      <w:r>
+        <w:rPr>
+          <w:rStyle w:val="NormalTok"/>
+        </w:rPr>
+        <w:t xml:space="preserve"> </w:t>
+      </w:r>
+      <w:r>
+        <w:rPr>
+          <w:rStyle w:val="StringTok"/>
+        </w:rPr>
+        <w:t xml:space="preserve">"group1"</w:t>
+      </w:r>
+      <w:r>
+        <w:rPr>
+          <w:rStyle w:val="OperatorTok"/>
+        </w:rPr>
+        <w:t xml:space="preserve"> },</w:t>
+      </w:r>
+      <w:r>
+        <w:br/>
+      </w:r>
+      <w:r>
+        <w:rPr>
+          <w:rStyle w:val="NormalTok"/>
+        </w:rPr>
+        <w:t xml:space="preserve">      </w:t>
+      </w:r>
+      <w:r>
+        <w:rPr>
+          <w:rStyle w:val="OperatorTok"/>
+        </w:rPr>
+        <w:t xml:space="preserve">{ </w:t>
+      </w:r>
+      <w:r>
+        <w:rPr>
+          <w:rStyle w:val="DataTypeTok"/>
+        </w:rPr>
+        <w:t xml:space="preserve">group</w:t>
+      </w:r>
+      <w:r>
+        <w:rPr>
+          <w:rStyle w:val="OperatorTok"/>
+        </w:rPr>
+        <w:t xml:space="preserve"> =</w:t>
+      </w:r>
+      <w:r>
+        <w:rPr>
+          <w:rStyle w:val="NormalTok"/>
+        </w:rPr>
+        <w:t xml:space="preserve"> </w:t>
+      </w:r>
+      <w:r>
+        <w:rPr>
+          <w:rStyle w:val="StringTok"/>
+        </w:rPr>
+        <w:t xml:space="preserve">"group2"</w:t>
+      </w:r>
+      <w:r>
+        <w:rPr>
+          <w:rStyle w:val="OperatorTok"/>
+        </w:rPr>
+        <w:t xml:space="preserve"> },</w:t>
+      </w:r>
+      <w:r>
+        <w:br/>
+      </w:r>
+      <w:r>
+        <w:rPr>
+          <w:rStyle w:val="NormalTok"/>
+        </w:rPr>
+        <w:t xml:space="preserve">    </w:t>
+      </w:r>
+      <w:r>
+        <w:rPr>
+          <w:rStyle w:val="OperatorTok"/>
+        </w:rPr>
+        <w:t xml:space="preserve">],</w:t>
+      </w:r>
+      <w:r>
+        <w:br/>
+      </w:r>
+      <w:r>
+        <w:rPr>
+          <w:rStyle w:val="OperatorTok"/>
+        </w:rPr>
+        <w:t xml:space="preserve">]</w:t>
+      </w:r>
+    </w:p>
+    <w:p>
+      <w:pPr>
+        <w:pStyle w:val="FirstParagraph"/>
+      </w:pPr>
+      <w:r>
+        <w:t xml:space="preserve">The only difference from conflicting extras is that you need to use the</w:t>
+      </w:r>
+      <w:r>
+        <w:t xml:space="preserve"> </w:t>
+      </w:r>
+      <w:r>
+        <w:rPr>
+          <w:rStyle w:val="VerbatimChar"/>
+        </w:rPr>
+        <w:t xml:space="preserve">group</w:t>
+      </w:r>
+      <w:r>
+        <w:t xml:space="preserve"> </w:t>
+      </w:r>
+      <w:r>
+        <w:t xml:space="preserve">key instead of</w:t>
+      </w:r>
+      <w:r>
+        <w:t xml:space="preserve"> </w:t>
+      </w:r>
+      <w:r>
+        <w:rPr>
+          <w:rStyle w:val="VerbatimChar"/>
+        </w:rPr>
+        <w:t xml:space="preserve">extra</w:t>
+      </w:r>
+      <w:r>
+        <w:t xml:space="preserve">.</w:t>
       </w:r>
     </w:p>
     <w:p>
@@ -6712,22 +7992,27 @@
         <w:pStyle w:val="BodyText"/>
       </w:pPr>
       <w:r>
-        <w:t xml:space="preserve">If you run</w:t>
-      </w:r>
-      <w:r>
-        <w:t xml:space="preserve"> </w:t>
-      </w:r>
-      <w:r>
-        <w:rPr>
-          <w:rStyle w:val="VerbatimChar"/>
-        </w:rPr>
-        <w:t xml:space="preserve">uv lock</w:t>
-      </w:r>
-      <w:r>
-        <w:t xml:space="preserve"> </w:t>
-      </w:r>
-      <w:r>
-        <w:t xml:space="preserve">with the above dependencies, resolution will fail:</w:t>
+        <w:t xml:space="preserve">When using a workspace with multiple projects, the same restrictions apply — uv requires all</w:t>
+      </w:r>
+      <w:r>
+        <w:t xml:space="preserve"> </w:t>
+      </w:r>
+      <w:r>
+        <w:t xml:space="preserve">workspace members to be compatible with each other. Similarly, conflicts can be declared across</w:t>
+      </w:r>
+      <w:r>
+        <w:t xml:space="preserve"> </w:t>
+      </w:r>
+      <w:r>
+        <w:t xml:space="preserve">workspace members.</w:t>
+      </w:r>
+    </w:p>
+    <w:p>
+      <w:pPr>
+        <w:pStyle w:val="BodyText"/>
+      </w:pPr>
+      <w:r>
+        <w:t xml:space="preserve">For example, consider the following workspace:</w:t>
       </w:r>
     </w:p>
     <w:p>
@@ -6736,45 +8021,200 @@
       </w:pPr>
       <w:r>
         <w:rPr>
-          <w:rStyle w:val="VerbatimChar"/>
-        </w:rPr>
-        <w:t xml:space="preserve">$ uv lock</w:t>
-      </w:r>
-      <w:r>
-        <w:br/>
-      </w:r>
-      <w:r>
-        <w:rPr>
-          <w:rStyle w:val="VerbatimChar"/>
-        </w:rPr>
-        <w:t xml:space="preserve">  x No solution found when resolving dependencies:</w:t>
-      </w:r>
-      <w:r>
-        <w:br/>
-      </w:r>
-      <w:r>
-        <w:rPr>
-          <w:rStyle w:val="VerbatimChar"/>
-        </w:rPr>
-        <w:t xml:space="preserve">  `-&gt; Because myproject[extra2] depends on numpy==2.0.0 and myproject[extra1] depends on numpy==2.1.2, we can conclude that myproject[extra1] and</w:t>
-      </w:r>
-      <w:r>
-        <w:br/>
-      </w:r>
-      <w:r>
-        <w:rPr>
-          <w:rStyle w:val="VerbatimChar"/>
-        </w:rPr>
-        <w:t xml:space="preserve">      myproject[extra2] are incompatible.</w:t>
-      </w:r>
-      <w:r>
-        <w:br/>
-      </w:r>
-      <w:r>
-        <w:rPr>
-          <w:rStyle w:val="VerbatimChar"/>
-        </w:rPr>
-        <w:t xml:space="preserve">      And because your project requires myproject[extra1] and myproject[extra2], we can conclude that your projects's requirements are unsatisfiable.</w:t>
+          <w:rStyle w:val="KeywordTok"/>
+        </w:rPr>
+        <w:t xml:space="preserve">[project]</w:t>
+      </w:r>
+      <w:r>
+        <w:br/>
+      </w:r>
+      <w:r>
+        <w:rPr>
+          <w:rStyle w:val="DataTypeTok"/>
+        </w:rPr>
+        <w:t xml:space="preserve">name</w:t>
+      </w:r>
+      <w:r>
+        <w:rPr>
+          <w:rStyle w:val="NormalTok"/>
+        </w:rPr>
+        <w:t xml:space="preserve"> </w:t>
+      </w:r>
+      <w:r>
+        <w:rPr>
+          <w:rStyle w:val="OperatorTok"/>
+        </w:rPr>
+        <w:t xml:space="preserve">=</w:t>
+      </w:r>
+      <w:r>
+        <w:rPr>
+          <w:rStyle w:val="NormalTok"/>
+        </w:rPr>
+        <w:t xml:space="preserve"> </w:t>
+      </w:r>
+      <w:r>
+        <w:rPr>
+          <w:rStyle w:val="StringTok"/>
+        </w:rPr>
+        <w:t xml:space="preserve">"member1"</w:t>
+      </w:r>
+      <w:r>
+        <w:br/>
+      </w:r>
+      <w:r>
+        <w:br/>
+      </w:r>
+      <w:r>
+        <w:rPr>
+          <w:rStyle w:val="KeywordTok"/>
+        </w:rPr>
+        <w:t xml:space="preserve">[project.optional-dependencies]</w:t>
+      </w:r>
+      <w:r>
+        <w:br/>
+      </w:r>
+      <w:r>
+        <w:rPr>
+          <w:rStyle w:val="DataTypeTok"/>
+        </w:rPr>
+        <w:t xml:space="preserve">extra1</w:t>
+      </w:r>
+      <w:r>
+        <w:rPr>
+          <w:rStyle w:val="NormalTok"/>
+        </w:rPr>
+        <w:t xml:space="preserve"> </w:t>
+      </w:r>
+      <w:r>
+        <w:rPr>
+          <w:rStyle w:val="OperatorTok"/>
+        </w:rPr>
+        <w:t xml:space="preserve">=</w:t>
+      </w:r>
+      <w:r>
+        <w:rPr>
+          <w:rStyle w:val="NormalTok"/>
+        </w:rPr>
+        <w:t xml:space="preserve"> </w:t>
+      </w:r>
+      <w:r>
+        <w:rPr>
+          <w:rStyle w:val="OperatorTok"/>
+        </w:rPr>
+        <w:t xml:space="preserve">[</w:t>
+      </w:r>
+      <w:r>
+        <w:rPr>
+          <w:rStyle w:val="StringTok"/>
+        </w:rPr>
+        <w:t xml:space="preserve">"numpy==2.1.2"</w:t>
+      </w:r>
+      <w:r>
+        <w:rPr>
+          <w:rStyle w:val="OperatorTok"/>
+        </w:rPr>
+        <w:t xml:space="preserve">]</w:t>
+      </w:r>
+    </w:p>
+    <w:p>
+      <w:pPr>
+        <w:pStyle w:val="SourceCode"/>
+      </w:pPr>
+      <w:r>
+        <w:rPr>
+          <w:rStyle w:val="KeywordTok"/>
+        </w:rPr>
+        <w:t xml:space="preserve">[project]</w:t>
+      </w:r>
+      <w:r>
+        <w:br/>
+      </w:r>
+      <w:r>
+        <w:rPr>
+          <w:rStyle w:val="DataTypeTok"/>
+        </w:rPr>
+        <w:t xml:space="preserve">name</w:t>
+      </w:r>
+      <w:r>
+        <w:rPr>
+          <w:rStyle w:val="NormalTok"/>
+        </w:rPr>
+        <w:t xml:space="preserve"> </w:t>
+      </w:r>
+      <w:r>
+        <w:rPr>
+          <w:rStyle w:val="OperatorTok"/>
+        </w:rPr>
+        <w:t xml:space="preserve">=</w:t>
+      </w:r>
+      <w:r>
+        <w:rPr>
+          <w:rStyle w:val="NormalTok"/>
+        </w:rPr>
+        <w:t xml:space="preserve"> </w:t>
+      </w:r>
+      <w:r>
+        <w:rPr>
+          <w:rStyle w:val="StringTok"/>
+        </w:rPr>
+        <w:t xml:space="preserve">"member2"</w:t>
+      </w:r>
+      <w:r>
+        <w:br/>
+      </w:r>
+      <w:r>
+        <w:br/>
+      </w:r>
+      <w:r>
+        <w:rPr>
+          <w:rStyle w:val="KeywordTok"/>
+        </w:rPr>
+        <w:t xml:space="preserve">[project.optional-dependencies]</w:t>
+      </w:r>
+      <w:r>
+        <w:br/>
+      </w:r>
+      <w:r>
+        <w:rPr>
+          <w:rStyle w:val="DataTypeTok"/>
+        </w:rPr>
+        <w:t xml:space="preserve">extra2</w:t>
+      </w:r>
+      <w:r>
+        <w:rPr>
+          <w:rStyle w:val="NormalTok"/>
+        </w:rPr>
+        <w:t xml:space="preserve"> </w:t>
+      </w:r>
+      <w:r>
+        <w:rPr>
+          <w:rStyle w:val="OperatorTok"/>
+        </w:rPr>
+        <w:t xml:space="preserve">=</w:t>
+      </w:r>
+      <w:r>
+        <w:rPr>
+          <w:rStyle w:val="NormalTok"/>
+        </w:rPr>
+        <w:t xml:space="preserve"> </w:t>
+      </w:r>
+      <w:r>
+        <w:rPr>
+          <w:rStyle w:val="OperatorTok"/>
+        </w:rPr>
+        <w:t xml:space="preserve">[</w:t>
+      </w:r>
+      <w:r>
+        <w:rPr>
+          <w:rStyle w:val="StringTok"/>
+        </w:rPr>
+        <w:t xml:space="preserve">"numpy==2.0.0"</w:t>
+      </w:r>
+      <w:r>
+        <w:rPr>
+          <w:rStyle w:val="OperatorTok"/>
+        </w:rPr>
+        <w:t xml:space="preserve">]</w:t>
       </w:r>
     </w:p>
     <w:p>
@@ -6782,122 +8222,494 @@
         <w:pStyle w:val="FirstParagraph"/>
       </w:pPr>
       <w:r>
-        <w:t xml:space="preserve">To work around this, uv supports explicit declaration of conflicts. If you specify that</w:t>
-      </w:r>
-      <w:r>
-        <w:t xml:space="preserve"> </w:t>
-      </w:r>
-      <w:r>
-        <w:rPr>
-          <w:rStyle w:val="VerbatimChar"/>
-        </w:rPr>
-        <w:t xml:space="preserve">extra1</w:t>
-      </w:r>
-      <w:r>
-        <w:t xml:space="preserve"> </w:t>
-      </w:r>
-      <w:r>
-        <w:t xml:space="preserve">and</w:t>
-      </w:r>
-      <w:r>
-        <w:t xml:space="preserve"> </w:t>
-      </w:r>
-      <w:r>
-        <w:rPr>
-          <w:rStyle w:val="VerbatimChar"/>
+        <w:t xml:space="preserve">To declare a conflict between extras in these different workspace members, use the</w:t>
+      </w:r>
+      <w:r>
+        <w:t xml:space="preserve"> </w:t>
+      </w:r>
+      <w:r>
+        <w:rPr>
+          <w:rStyle w:val="VerbatimChar"/>
+        </w:rPr>
+        <w:t xml:space="preserve">package</w:t>
+      </w:r>
+      <w:r>
+        <w:t xml:space="preserve"> </w:t>
+      </w:r>
+      <w:r>
+        <w:t xml:space="preserve">key:</w:t>
+      </w:r>
+    </w:p>
+    <w:p>
+      <w:pPr>
+        <w:pStyle w:val="SourceCode"/>
+      </w:pPr>
+      <w:r>
+        <w:rPr>
+          <w:rStyle w:val="KeywordTok"/>
+        </w:rPr>
+        <w:t xml:space="preserve">[tool.uv]</w:t>
+      </w:r>
+      <w:r>
+        <w:br/>
+      </w:r>
+      <w:r>
+        <w:rPr>
+          <w:rStyle w:val="DataTypeTok"/>
+        </w:rPr>
+        <w:t xml:space="preserve">conflicts</w:t>
+      </w:r>
+      <w:r>
+        <w:rPr>
+          <w:rStyle w:val="NormalTok"/>
+        </w:rPr>
+        <w:t xml:space="preserve"> </w:t>
+      </w:r>
+      <w:r>
+        <w:rPr>
+          <w:rStyle w:val="OperatorTok"/>
+        </w:rPr>
+        <w:t xml:space="preserve">=</w:t>
+      </w:r>
+      <w:r>
+        <w:rPr>
+          <w:rStyle w:val="NormalTok"/>
+        </w:rPr>
+        <w:t xml:space="preserve"> </w:t>
+      </w:r>
+      <w:r>
+        <w:rPr>
+          <w:rStyle w:val="OperatorTok"/>
+        </w:rPr>
+        <w:t xml:space="preserve">[</w:t>
+      </w:r>
+      <w:r>
+        <w:br/>
+      </w:r>
+      <w:r>
+        <w:rPr>
+          <w:rStyle w:val="NormalTok"/>
+        </w:rPr>
+        <w:t xml:space="preserve">    </w:t>
+      </w:r>
+      <w:r>
+        <w:rPr>
+          <w:rStyle w:val="OperatorTok"/>
+        </w:rPr>
+        <w:t xml:space="preserve">[</w:t>
+      </w:r>
+      <w:r>
+        <w:br/>
+      </w:r>
+      <w:r>
+        <w:rPr>
+          <w:rStyle w:val="NormalTok"/>
+        </w:rPr>
+        <w:t xml:space="preserve">      </w:t>
+      </w:r>
+      <w:r>
+        <w:rPr>
+          <w:rStyle w:val="OperatorTok"/>
+        </w:rPr>
+        <w:t xml:space="preserve">{ </w:t>
+      </w:r>
+      <w:r>
+        <w:rPr>
+          <w:rStyle w:val="DataTypeTok"/>
+        </w:rPr>
+        <w:t xml:space="preserve">package</w:t>
+      </w:r>
+      <w:r>
+        <w:rPr>
+          <w:rStyle w:val="OperatorTok"/>
+        </w:rPr>
+        <w:t xml:space="preserve"> =</w:t>
+      </w:r>
+      <w:r>
+        <w:rPr>
+          <w:rStyle w:val="NormalTok"/>
+        </w:rPr>
+        <w:t xml:space="preserve"> </w:t>
+      </w:r>
+      <w:r>
+        <w:rPr>
+          <w:rStyle w:val="StringTok"/>
+        </w:rPr>
+        <w:t xml:space="preserve">"member1"</w:t>
+      </w:r>
+      <w:r>
+        <w:rPr>
+          <w:rStyle w:val="OperatorTok"/>
+        </w:rPr>
+        <w:t xml:space="preserve">, </w:t>
+      </w:r>
+      <w:r>
+        <w:rPr>
+          <w:rStyle w:val="DataTypeTok"/>
+        </w:rPr>
+        <w:t xml:space="preserve">extra</w:t>
+      </w:r>
+      <w:r>
+        <w:rPr>
+          <w:rStyle w:val="OperatorTok"/>
+        </w:rPr>
+        <w:t xml:space="preserve"> =</w:t>
+      </w:r>
+      <w:r>
+        <w:rPr>
+          <w:rStyle w:val="NormalTok"/>
+        </w:rPr>
+        <w:t xml:space="preserve"> </w:t>
+      </w:r>
+      <w:r>
+        <w:rPr>
+          <w:rStyle w:val="StringTok"/>
+        </w:rPr>
+        <w:t xml:space="preserve">"extra1"</w:t>
+      </w:r>
+      <w:r>
+        <w:rPr>
+          <w:rStyle w:val="OperatorTok"/>
+        </w:rPr>
+        <w:t xml:space="preserve"> },</w:t>
+      </w:r>
+      <w:r>
+        <w:br/>
+      </w:r>
+      <w:r>
+        <w:rPr>
+          <w:rStyle w:val="NormalTok"/>
+        </w:rPr>
+        <w:t xml:space="preserve">      </w:t>
+      </w:r>
+      <w:r>
+        <w:rPr>
+          <w:rStyle w:val="OperatorTok"/>
+        </w:rPr>
+        <w:t xml:space="preserve">{ </w:t>
+      </w:r>
+      <w:r>
+        <w:rPr>
+          <w:rStyle w:val="DataTypeTok"/>
+        </w:rPr>
+        <w:t xml:space="preserve">package</w:t>
+      </w:r>
+      <w:r>
+        <w:rPr>
+          <w:rStyle w:val="OperatorTok"/>
+        </w:rPr>
+        <w:t xml:space="preserve"> =</w:t>
+      </w:r>
+      <w:r>
+        <w:rPr>
+          <w:rStyle w:val="NormalTok"/>
+        </w:rPr>
+        <w:t xml:space="preserve"> </w:t>
+      </w:r>
+      <w:r>
+        <w:rPr>
+          <w:rStyle w:val="StringTok"/>
+        </w:rPr>
+        <w:t xml:space="preserve">"member2"</w:t>
+      </w:r>
+      <w:r>
+        <w:rPr>
+          <w:rStyle w:val="OperatorTok"/>
+        </w:rPr>
+        <w:t xml:space="preserve">, </w:t>
+      </w:r>
+      <w:r>
+        <w:rPr>
+          <w:rStyle w:val="DataTypeTok"/>
+        </w:rPr>
+        <w:t xml:space="preserve">extra</w:t>
+      </w:r>
+      <w:r>
+        <w:rPr>
+          <w:rStyle w:val="OperatorTok"/>
+        </w:rPr>
+        <w:t xml:space="preserve"> =</w:t>
+      </w:r>
+      <w:r>
+        <w:rPr>
+          <w:rStyle w:val="NormalTok"/>
+        </w:rPr>
+        <w:t xml:space="preserve"> </w:t>
+      </w:r>
+      <w:r>
+        <w:rPr>
+          <w:rStyle w:val="StringTok"/>
+        </w:rPr>
+        <w:t xml:space="preserve">"extra2"</w:t>
+      </w:r>
+      <w:r>
+        <w:rPr>
+          <w:rStyle w:val="OperatorTok"/>
+        </w:rPr>
+        <w:t xml:space="preserve"> },</w:t>
+      </w:r>
+      <w:r>
+        <w:br/>
+      </w:r>
+      <w:r>
+        <w:rPr>
+          <w:rStyle w:val="NormalTok"/>
+        </w:rPr>
+        <w:t xml:space="preserve">    </w:t>
+      </w:r>
+      <w:r>
+        <w:rPr>
+          <w:rStyle w:val="OperatorTok"/>
+        </w:rPr>
+        <w:t xml:space="preserve">],</w:t>
+      </w:r>
+      <w:r>
+        <w:br/>
+      </w:r>
+      <w:r>
+        <w:rPr>
+          <w:rStyle w:val="OperatorTok"/>
+        </w:rPr>
+        <w:t xml:space="preserve">]</w:t>
+      </w:r>
+    </w:p>
+    <w:p>
+      <w:pPr>
+        <w:pStyle w:val="FirstParagraph"/>
+      </w:pPr>
+      <w:r>
+        <w:t xml:space="preserve">It's also possible for the project dependencies (i.e.,</w:t>
+      </w:r>
+      <w:r>
+        <w:t xml:space="preserve"> </w:t>
+      </w:r>
+      <w:r>
+        <w:rPr>
+          <w:rStyle w:val="VerbatimChar"/>
+        </w:rPr>
+        <w:t xml:space="preserve">project.dependencies</w:t>
+      </w:r>
+      <w:r>
+        <w:t xml:space="preserve">) of one workspace</w:t>
+      </w:r>
+      <w:r>
+        <w:t xml:space="preserve"> </w:t>
+      </w:r>
+      <w:r>
+        <w:t xml:space="preserve">member to conflict with the extra of another member, for example:</w:t>
+      </w:r>
+    </w:p>
+    <w:p>
+      <w:pPr>
+        <w:pStyle w:val="SourceCode"/>
+      </w:pPr>
+      <w:r>
+        <w:rPr>
+          <w:rStyle w:val="KeywordTok"/>
+        </w:rPr>
+        <w:t xml:space="preserve">[project]</w:t>
+      </w:r>
+      <w:r>
+        <w:br/>
+      </w:r>
+      <w:r>
+        <w:rPr>
+          <w:rStyle w:val="DataTypeTok"/>
+        </w:rPr>
+        <w:t xml:space="preserve">name</w:t>
+      </w:r>
+      <w:r>
+        <w:rPr>
+          <w:rStyle w:val="NormalTok"/>
+        </w:rPr>
+        <w:t xml:space="preserve"> </w:t>
+      </w:r>
+      <w:r>
+        <w:rPr>
+          <w:rStyle w:val="OperatorTok"/>
+        </w:rPr>
+        <w:t xml:space="preserve">=</w:t>
+      </w:r>
+      <w:r>
+        <w:rPr>
+          <w:rStyle w:val="NormalTok"/>
+        </w:rPr>
+        <w:t xml:space="preserve"> </w:t>
+      </w:r>
+      <w:r>
+        <w:rPr>
+          <w:rStyle w:val="StringTok"/>
+        </w:rPr>
+        <w:t xml:space="preserve">"member1"</w:t>
+      </w:r>
+      <w:r>
+        <w:br/>
+      </w:r>
+      <w:r>
+        <w:rPr>
+          <w:rStyle w:val="DataTypeTok"/>
+        </w:rPr>
+        <w:t xml:space="preserve">dependencies</w:t>
+      </w:r>
+      <w:r>
+        <w:rPr>
+          <w:rStyle w:val="NormalTok"/>
+        </w:rPr>
+        <w:t xml:space="preserve"> </w:t>
+      </w:r>
+      <w:r>
+        <w:rPr>
+          <w:rStyle w:val="OperatorTok"/>
+        </w:rPr>
+        <w:t xml:space="preserve">=</w:t>
+      </w:r>
+      <w:r>
+        <w:rPr>
+          <w:rStyle w:val="NormalTok"/>
+        </w:rPr>
+        <w:t xml:space="preserve"> </w:t>
+      </w:r>
+      <w:r>
+        <w:rPr>
+          <w:rStyle w:val="OperatorTok"/>
+        </w:rPr>
+        <w:t xml:space="preserve">[</w:t>
+      </w:r>
+      <w:r>
+        <w:rPr>
+          <w:rStyle w:val="StringTok"/>
+        </w:rPr>
+        <w:t xml:space="preserve">"numpy==2.1.2"</w:t>
+      </w:r>
+      <w:r>
+        <w:rPr>
+          <w:rStyle w:val="OperatorTok"/>
+        </w:rPr>
+        <w:t xml:space="preserve">]</w:t>
+      </w:r>
+    </w:p>
+    <w:p>
+      <w:pPr>
+        <w:pStyle w:val="SourceCode"/>
+      </w:pPr>
+      <w:r>
+        <w:rPr>
+          <w:rStyle w:val="KeywordTok"/>
+        </w:rPr>
+        <w:t xml:space="preserve">[project]</w:t>
+      </w:r>
+      <w:r>
+        <w:br/>
+      </w:r>
+      <w:r>
+        <w:rPr>
+          <w:rStyle w:val="DataTypeTok"/>
+        </w:rPr>
+        <w:t xml:space="preserve">name</w:t>
+      </w:r>
+      <w:r>
+        <w:rPr>
+          <w:rStyle w:val="NormalTok"/>
+        </w:rPr>
+        <w:t xml:space="preserve"> </w:t>
+      </w:r>
+      <w:r>
+        <w:rPr>
+          <w:rStyle w:val="OperatorTok"/>
+        </w:rPr>
+        <w:t xml:space="preserve">=</w:t>
+      </w:r>
+      <w:r>
+        <w:rPr>
+          <w:rStyle w:val="NormalTok"/>
+        </w:rPr>
+        <w:t xml:space="preserve"> </w:t>
+      </w:r>
+      <w:r>
+        <w:rPr>
+          <w:rStyle w:val="StringTok"/>
+        </w:rPr>
+        <w:t xml:space="preserve">"member2"</w:t>
+      </w:r>
+      <w:r>
+        <w:br/>
+      </w:r>
+      <w:r>
+        <w:br/>
+      </w:r>
+      <w:r>
+        <w:rPr>
+          <w:rStyle w:val="KeywordTok"/>
+        </w:rPr>
+        <w:t xml:space="preserve">[project.optional-dependencies]</w:t>
+      </w:r>
+      <w:r>
+        <w:br/>
+      </w:r>
+      <w:r>
+        <w:rPr>
+          <w:rStyle w:val="DataTypeTok"/>
         </w:rPr>
         <w:t xml:space="preserve">extra2</w:t>
       </w:r>
       <w:r>
-        <w:t xml:space="preserve"> </w:t>
-      </w:r>
-      <w:r>
-        <w:t xml:space="preserve">are conflicting, uv will resolve them separately. Specify conflicts in the</w:t>
-      </w:r>
-      <w:r>
-        <w:t xml:space="preserve"> </w:t>
-      </w:r>
-      <w:r>
-        <w:rPr>
-          <w:rStyle w:val="VerbatimChar"/>
-        </w:rPr>
-        <w:t xml:space="preserve">tool.uv</w:t>
-      </w:r>
-      <w:r>
-        <w:t xml:space="preserve"> </w:t>
-      </w:r>
-      <w:r>
-        <w:t xml:space="preserve">section:</w:t>
-      </w:r>
-    </w:p>
-    <w:p>
-      <w:pPr>
-        <w:pStyle w:val="BodyText"/>
-      </w:pPr>
-      <w:r>
-        <w:rPr>
-          <w:rStyle w:val="VerbatimChar"/>
-        </w:rPr>
-        <w:t xml:space="preserve">toml title="pyproject.toml" [tool.uv] conflicts = [     [       { extra = "extra1" },       { extra = "extra2" },     ], ]</w:t>
-      </w:r>
-    </w:p>
-    <w:p>
-      <w:pPr>
-        <w:pStyle w:val="BodyText"/>
-      </w:pPr>
-      <w:r>
-        <w:t xml:space="preserve">Now, running</w:t>
-      </w:r>
-      <w:r>
-        <w:t xml:space="preserve"> </w:t>
-      </w:r>
-      <w:r>
-        <w:rPr>
-          <w:rStyle w:val="VerbatimChar"/>
-        </w:rPr>
-        <w:t xml:space="preserve">uv lock</w:t>
-      </w:r>
-      <w:r>
-        <w:t xml:space="preserve"> </w:t>
-      </w:r>
-      <w:r>
-        <w:t xml:space="preserve">will succeed. However, now you cannot install both</w:t>
-      </w:r>
-      <w:r>
-        <w:t xml:space="preserve"> </w:t>
-      </w:r>
-      <w:r>
-        <w:rPr>
-          <w:rStyle w:val="VerbatimChar"/>
-        </w:rPr>
-        <w:t xml:space="preserve">extra1</w:t>
-      </w:r>
-      <w:r>
-        <w:t xml:space="preserve"> </w:t>
-      </w:r>
-      <w:r>
-        <w:t xml:space="preserve">and</w:t>
-      </w:r>
-      <w:r>
-        <w:t xml:space="preserve"> </w:t>
-      </w:r>
-      <w:r>
-        <w:rPr>
-          <w:rStyle w:val="VerbatimChar"/>
-        </w:rPr>
-        <w:t xml:space="preserve">extra2</w:t>
-      </w:r>
-      <w:r>
-        <w:t xml:space="preserve"> </w:t>
-      </w:r>
-      <w:r>
-        <w:t xml:space="preserve">at</w:t>
-      </w:r>
-      <w:r>
-        <w:t xml:space="preserve"> </w:t>
-      </w:r>
-      <w:r>
-        <w:t xml:space="preserve">the same time:</w:t>
+        <w:rPr>
+          <w:rStyle w:val="NormalTok"/>
+        </w:rPr>
+        <w:t xml:space="preserve"> </w:t>
+      </w:r>
+      <w:r>
+        <w:rPr>
+          <w:rStyle w:val="OperatorTok"/>
+        </w:rPr>
+        <w:t xml:space="preserve">=</w:t>
+      </w:r>
+      <w:r>
+        <w:rPr>
+          <w:rStyle w:val="NormalTok"/>
+        </w:rPr>
+        <w:t xml:space="preserve"> </w:t>
+      </w:r>
+      <w:r>
+        <w:rPr>
+          <w:rStyle w:val="OperatorTok"/>
+        </w:rPr>
+        <w:t xml:space="preserve">[</w:t>
+      </w:r>
+      <w:r>
+        <w:rPr>
+          <w:rStyle w:val="StringTok"/>
+        </w:rPr>
+        <w:t xml:space="preserve">"numpy==2.0.0"</w:t>
+      </w:r>
+      <w:r>
+        <w:rPr>
+          <w:rStyle w:val="OperatorTok"/>
+        </w:rPr>
+        <w:t xml:space="preserve">]</w:t>
+      </w:r>
+    </w:p>
+    <w:p>
+      <w:pPr>
+        <w:pStyle w:val="FirstParagraph"/>
+      </w:pPr>
+      <w:r>
+        <w:t xml:space="preserve">This conflict can also be declared using the</w:t>
+      </w:r>
+      <w:r>
+        <w:t xml:space="preserve"> </w:t>
+      </w:r>
+      <w:r>
+        <w:rPr>
+          <w:rStyle w:val="VerbatimChar"/>
+        </w:rPr>
+        <w:t xml:space="preserve">package</w:t>
+      </w:r>
+      <w:r>
+        <w:t xml:space="preserve"> </w:t>
+      </w:r>
+      <w:r>
+        <w:t xml:space="preserve">key:</w:t>
       </w:r>
     </w:p>
     <w:p>
@@ -6906,27 +8718,201 @@
       </w:pPr>
       <w:r>
         <w:rPr>
-          <w:rStyle w:val="VerbatimChar"/>
-        </w:rPr>
-        <w:t xml:space="preserve">$ uv sync --extra extra1 --extra extra2</w:t>
-      </w:r>
-      <w:r>
-        <w:br/>
-      </w:r>
-      <w:r>
-        <w:rPr>
-          <w:rStyle w:val="VerbatimChar"/>
-        </w:rPr>
-        <w:t xml:space="preserve">Resolved 3 packages in 14ms</w:t>
-      </w:r>
-      <w:r>
-        <w:br/>
-      </w:r>
-      <w:r>
-        <w:rPr>
-          <w:rStyle w:val="VerbatimChar"/>
-        </w:rPr>
-        <w:t xml:space="preserve">error: extra `extra1`, extra `extra2` are incompatible with the declared conflicts: {`myproject[extra1]`, `myproject[extra2]`}</w:t>
+          <w:rStyle w:val="KeywordTok"/>
+        </w:rPr>
+        <w:t xml:space="preserve">[tool.uv]</w:t>
+      </w:r>
+      <w:r>
+        <w:br/>
+      </w:r>
+      <w:r>
+        <w:rPr>
+          <w:rStyle w:val="DataTypeTok"/>
+        </w:rPr>
+        <w:t xml:space="preserve">conflicts</w:t>
+      </w:r>
+      <w:r>
+        <w:rPr>
+          <w:rStyle w:val="NormalTok"/>
+        </w:rPr>
+        <w:t xml:space="preserve"> </w:t>
+      </w:r>
+      <w:r>
+        <w:rPr>
+          <w:rStyle w:val="OperatorTok"/>
+        </w:rPr>
+        <w:t xml:space="preserve">=</w:t>
+      </w:r>
+      <w:r>
+        <w:rPr>
+          <w:rStyle w:val="NormalTok"/>
+        </w:rPr>
+        <w:t xml:space="preserve"> </w:t>
+      </w:r>
+      <w:r>
+        <w:rPr>
+          <w:rStyle w:val="OperatorTok"/>
+        </w:rPr>
+        <w:t xml:space="preserve">[</w:t>
+      </w:r>
+      <w:r>
+        <w:br/>
+      </w:r>
+      <w:r>
+        <w:rPr>
+          <w:rStyle w:val="NormalTok"/>
+        </w:rPr>
+        <w:t xml:space="preserve">    </w:t>
+      </w:r>
+      <w:r>
+        <w:rPr>
+          <w:rStyle w:val="OperatorTok"/>
+        </w:rPr>
+        <w:t xml:space="preserve">[</w:t>
+      </w:r>
+      <w:r>
+        <w:br/>
+      </w:r>
+      <w:r>
+        <w:rPr>
+          <w:rStyle w:val="NormalTok"/>
+        </w:rPr>
+        <w:t xml:space="preserve">      </w:t>
+      </w:r>
+      <w:r>
+        <w:rPr>
+          <w:rStyle w:val="OperatorTok"/>
+        </w:rPr>
+        <w:t xml:space="preserve">{ </w:t>
+      </w:r>
+      <w:r>
+        <w:rPr>
+          <w:rStyle w:val="DataTypeTok"/>
+        </w:rPr>
+        <w:t xml:space="preserve">package</w:t>
+      </w:r>
+      <w:r>
+        <w:rPr>
+          <w:rStyle w:val="OperatorTok"/>
+        </w:rPr>
+        <w:t xml:space="preserve"> =</w:t>
+      </w:r>
+      <w:r>
+        <w:rPr>
+          <w:rStyle w:val="NormalTok"/>
+        </w:rPr>
+        <w:t xml:space="preserve"> </w:t>
+      </w:r>
+      <w:r>
+        <w:rPr>
+          <w:rStyle w:val="StringTok"/>
+        </w:rPr>
+        <w:t xml:space="preserve">"member1"</w:t>
+      </w:r>
+      <w:r>
+        <w:rPr>
+          <w:rStyle w:val="OperatorTok"/>
+        </w:rPr>
+        <w:t xml:space="preserve"> },</w:t>
+      </w:r>
+      <w:r>
+        <w:br/>
+      </w:r>
+      <w:r>
+        <w:rPr>
+          <w:rStyle w:val="NormalTok"/>
+        </w:rPr>
+        <w:t xml:space="preserve">      </w:t>
+      </w:r>
+      <w:r>
+        <w:rPr>
+          <w:rStyle w:val="OperatorTok"/>
+        </w:rPr>
+        <w:t xml:space="preserve">{ </w:t>
+      </w:r>
+      <w:r>
+        <w:rPr>
+          <w:rStyle w:val="DataTypeTok"/>
+        </w:rPr>
+        <w:t xml:space="preserve">package</w:t>
+      </w:r>
+      <w:r>
+        <w:rPr>
+          <w:rStyle w:val="OperatorTok"/>
+        </w:rPr>
+        <w:t xml:space="preserve"> =</w:t>
+      </w:r>
+      <w:r>
+        <w:rPr>
+          <w:rStyle w:val="NormalTok"/>
+        </w:rPr>
+        <w:t xml:space="preserve"> </w:t>
+      </w:r>
+      <w:r>
+        <w:rPr>
+          <w:rStyle w:val="StringTok"/>
+        </w:rPr>
+        <w:t xml:space="preserve">"member2"</w:t>
+      </w:r>
+      <w:r>
+        <w:rPr>
+          <w:rStyle w:val="OperatorTok"/>
+        </w:rPr>
+        <w:t xml:space="preserve">, </w:t>
+      </w:r>
+      <w:r>
+        <w:rPr>
+          <w:rStyle w:val="DataTypeTok"/>
+        </w:rPr>
+        <w:t xml:space="preserve">extra</w:t>
+      </w:r>
+      <w:r>
+        <w:rPr>
+          <w:rStyle w:val="OperatorTok"/>
+        </w:rPr>
+        <w:t xml:space="preserve"> =</w:t>
+      </w:r>
+      <w:r>
+        <w:rPr>
+          <w:rStyle w:val="NormalTok"/>
+        </w:rPr>
+        <w:t xml:space="preserve"> </w:t>
+      </w:r>
+      <w:r>
+        <w:rPr>
+          <w:rStyle w:val="StringTok"/>
+        </w:rPr>
+        <w:t xml:space="preserve">"extra2"</w:t>
+      </w:r>
+      <w:r>
+        <w:rPr>
+          <w:rStyle w:val="OperatorTok"/>
+        </w:rPr>
+        <w:t xml:space="preserve"> },</w:t>
+      </w:r>
+      <w:r>
+        <w:br/>
+      </w:r>
+      <w:r>
+        <w:rPr>
+          <w:rStyle w:val="NormalTok"/>
+        </w:rPr>
+        <w:t xml:space="preserve">    </w:t>
+      </w:r>
+      <w:r>
+        <w:rPr>
+          <w:rStyle w:val="OperatorTok"/>
+        </w:rPr>
+        <w:t xml:space="preserve">],</w:t>
+      </w:r>
+      <w:r>
+        <w:br/>
+      </w:r>
+      <w:r>
+        <w:rPr>
+          <w:rStyle w:val="OperatorTok"/>
+        </w:rPr>
+        <w:t xml:space="preserve">]</w:t>
       </w:r>
     </w:p>
     <w:p>
@@ -6934,160 +8920,389 @@
         <w:pStyle w:val="FirstParagraph"/>
       </w:pPr>
       <w:r>
-        <w:t xml:space="preserve">This error occurs because installing both</w:t>
-      </w:r>
-      <w:r>
-        <w:t xml:space="preserve"> </w:t>
-      </w:r>
-      <w:r>
-        <w:rPr>
-          <w:rStyle w:val="VerbatimChar"/>
-        </w:rPr>
-        <w:t xml:space="preserve">extra1</w:t>
-      </w:r>
-      <w:r>
-        <w:t xml:space="preserve"> </w:t>
-      </w:r>
-      <w:r>
-        <w:t xml:space="preserve">and</w:t>
-      </w:r>
-      <w:r>
-        <w:t xml:space="preserve"> </w:t>
-      </w:r>
-      <w:r>
-        <w:rPr>
-          <w:rStyle w:val="VerbatimChar"/>
-        </w:rPr>
-        <w:t xml:space="preserve">extra2</w:t>
-      </w:r>
-      <w:r>
-        <w:t xml:space="preserve"> </w:t>
-      </w:r>
-      <w:r>
-        <w:t xml:space="preserve">would result in installing two</w:t>
-      </w:r>
-      <w:r>
-        <w:t xml:space="preserve"> </w:t>
-      </w:r>
-      <w:r>
-        <w:t xml:space="preserve">different versions of a package into the same environment.</w:t>
-      </w:r>
-    </w:p>
-    <w:p>
-      <w:pPr>
-        <w:pStyle w:val="BodyText"/>
-      </w:pPr>
-      <w:r>
-        <w:t xml:space="preserve">The above strategy for dealing with conflicting optional dependencies also works with dependency</w:t>
-      </w:r>
-      <w:r>
-        <w:t xml:space="preserve"> </w:t>
-      </w:r>
-      <w:r>
-        <w:t xml:space="preserve">groups:</w:t>
-      </w:r>
-    </w:p>
-    <w:p>
-      <w:pPr>
-        <w:pStyle w:val="BodyText"/>
-      </w:pPr>
-      <w:r>
-        <w:t xml:space="preserve">```toml title=</w:t>
-      </w:r>
-      <w:r>
-        <w:t xml:space="preserve">“pyproject.toml”</w:t>
-      </w:r>
-      <w:r>
-        <w:t xml:space="preserve"> </w:t>
-      </w:r>
-      <w:r>
-        <w:t xml:space="preserve">[dependency-groups]</w:t>
-      </w:r>
-      <w:r>
-        <w:t xml:space="preserve"> </w:t>
-      </w:r>
-      <w:r>
-        <w:t xml:space="preserve">group1 = [</w:t>
-      </w:r>
-      <w:r>
-        <w:t xml:space="preserve">“numpy==2.1.2”</w:t>
-      </w:r>
-      <w:r>
+        <w:t xml:space="preserve">Similarly, it's possible for some workspace members to have conflicting project dependencies:</w:t>
+      </w:r>
+    </w:p>
+    <w:p>
+      <w:pPr>
+        <w:pStyle w:val="SourceCode"/>
+      </w:pPr>
+      <w:r>
+        <w:rPr>
+          <w:rStyle w:val="KeywordTok"/>
+        </w:rPr>
+        <w:t xml:space="preserve">[project]</w:t>
+      </w:r>
+      <w:r>
+        <w:br/>
+      </w:r>
+      <w:r>
+        <w:rPr>
+          <w:rStyle w:val="DataTypeTok"/>
+        </w:rPr>
+        <w:t xml:space="preserve">name</w:t>
+      </w:r>
+      <w:r>
+        <w:rPr>
+          <w:rStyle w:val="NormalTok"/>
+        </w:rPr>
+        <w:t xml:space="preserve"> </w:t>
+      </w:r>
+      <w:r>
+        <w:rPr>
+          <w:rStyle w:val="OperatorTok"/>
+        </w:rPr>
+        <w:t xml:space="preserve">=</w:t>
+      </w:r>
+      <w:r>
+        <w:rPr>
+          <w:rStyle w:val="NormalTok"/>
+        </w:rPr>
+        <w:t xml:space="preserve"> </w:t>
+      </w:r>
+      <w:r>
+        <w:rPr>
+          <w:rStyle w:val="StringTok"/>
+        </w:rPr>
+        <w:t xml:space="preserve">"member1"</w:t>
+      </w:r>
+      <w:r>
+        <w:br/>
+      </w:r>
+      <w:r>
+        <w:rPr>
+          <w:rStyle w:val="DataTypeTok"/>
+        </w:rPr>
+        <w:t xml:space="preserve">dependencies</w:t>
+      </w:r>
+      <w:r>
+        <w:rPr>
+          <w:rStyle w:val="NormalTok"/>
+        </w:rPr>
+        <w:t xml:space="preserve"> </w:t>
+      </w:r>
+      <w:r>
+        <w:rPr>
+          <w:rStyle w:val="OperatorTok"/>
+        </w:rPr>
+        <w:t xml:space="preserve">=</w:t>
+      </w:r>
+      <w:r>
+        <w:rPr>
+          <w:rStyle w:val="NormalTok"/>
+        </w:rPr>
+        <w:t xml:space="preserve"> </w:t>
+      </w:r>
+      <w:r>
+        <w:rPr>
+          <w:rStyle w:val="OperatorTok"/>
+        </w:rPr>
+        <w:t xml:space="preserve">[</w:t>
+      </w:r>
+      <w:r>
+        <w:rPr>
+          <w:rStyle w:val="StringTok"/>
+        </w:rPr>
+        <w:t xml:space="preserve">"numpy==2.1.2"</w:t>
+      </w:r>
+      <w:r>
+        <w:rPr>
+          <w:rStyle w:val="OperatorTok"/>
+        </w:rPr>
         <w:t xml:space="preserve">]</w:t>
       </w:r>
-      <w:r>
-        <w:t xml:space="preserve"> </w:t>
-      </w:r>
-      <w:r>
-        <w:t xml:space="preserve">group2 = [</w:t>
-      </w:r>
-      <w:r>
-        <w:t xml:space="preserve">“numpy==2.0.0”</w:t>
-      </w:r>
-      <w:r>
+    </w:p>
+    <w:p>
+      <w:pPr>
+        <w:pStyle w:val="SourceCode"/>
+      </w:pPr>
+      <w:r>
+        <w:rPr>
+          <w:rStyle w:val="KeywordTok"/>
+        </w:rPr>
+        <w:t xml:space="preserve">[project]</w:t>
+      </w:r>
+      <w:r>
+        <w:br/>
+      </w:r>
+      <w:r>
+        <w:rPr>
+          <w:rStyle w:val="DataTypeTok"/>
+        </w:rPr>
+        <w:t xml:space="preserve">name</w:t>
+      </w:r>
+      <w:r>
+        <w:rPr>
+          <w:rStyle w:val="NormalTok"/>
+        </w:rPr>
+        <w:t xml:space="preserve"> </w:t>
+      </w:r>
+      <w:r>
+        <w:rPr>
+          <w:rStyle w:val="OperatorTok"/>
+        </w:rPr>
+        <w:t xml:space="preserve">=</w:t>
+      </w:r>
+      <w:r>
+        <w:rPr>
+          <w:rStyle w:val="NormalTok"/>
+        </w:rPr>
+        <w:t xml:space="preserve"> </w:t>
+      </w:r>
+      <w:r>
+        <w:rPr>
+          <w:rStyle w:val="StringTok"/>
+        </w:rPr>
+        <w:t xml:space="preserve">"member2"</w:t>
+      </w:r>
+      <w:r>
+        <w:br/>
+      </w:r>
+      <w:r>
+        <w:rPr>
+          <w:rStyle w:val="DataTypeTok"/>
+        </w:rPr>
+        <w:t xml:space="preserve">dependencies</w:t>
+      </w:r>
+      <w:r>
+        <w:rPr>
+          <w:rStyle w:val="NormalTok"/>
+        </w:rPr>
+        <w:t xml:space="preserve"> </w:t>
+      </w:r>
+      <w:r>
+        <w:rPr>
+          <w:rStyle w:val="OperatorTok"/>
+        </w:rPr>
+        <w:t xml:space="preserve">=</w:t>
+      </w:r>
+      <w:r>
+        <w:rPr>
+          <w:rStyle w:val="NormalTok"/>
+        </w:rPr>
+        <w:t xml:space="preserve"> </w:t>
+      </w:r>
+      <w:r>
+        <w:rPr>
+          <w:rStyle w:val="OperatorTok"/>
+        </w:rPr>
+        <w:t xml:space="preserve">[</w:t>
+      </w:r>
+      <w:r>
+        <w:rPr>
+          <w:rStyle w:val="StringTok"/>
+        </w:rPr>
+        <w:t xml:space="preserve">"numpy==2.0.0"</w:t>
+      </w:r>
+      <w:r>
+        <w:rPr>
+          <w:rStyle w:val="OperatorTok"/>
+        </w:rPr>
         <w:t xml:space="preserve">]</w:t>
       </w:r>
     </w:p>
     <w:p>
       <w:pPr>
-        <w:pStyle w:val="BodyText"/>
-      </w:pPr>
-      <w:r>
+        <w:pStyle w:val="FirstParagraph"/>
+      </w:pPr>
+      <w:r>
+        <w:t xml:space="preserve">This conflict can also be declared using the</w:t>
+      </w:r>
+      <w:r>
+        <w:t xml:space="preserve"> </w:t>
+      </w:r>
+      <w:r>
+        <w:rPr>
+          <w:rStyle w:val="VerbatimChar"/>
+        </w:rPr>
+        <w:t xml:space="preserve">package</w:t>
+      </w:r>
+      <w:r>
+        <w:t xml:space="preserve"> </w:t>
+      </w:r>
+      <w:r>
+        <w:t xml:space="preserve">key:</w:t>
+      </w:r>
+    </w:p>
+    <w:p>
+      <w:pPr>
+        <w:pStyle w:val="SourceCode"/>
+      </w:pPr>
+      <w:r>
+        <w:rPr>
+          <w:rStyle w:val="KeywordTok"/>
+        </w:rPr>
         <w:t xml:space="preserve">[tool.uv]</w:t>
       </w:r>
       <w:r>
-        <w:t xml:space="preserve"> </w:t>
-      </w:r>
-      <w:r>
-        <w:t xml:space="preserve">conflicts = [</w:t>
-      </w:r>
-      <w:r>
-        <w:t xml:space="preserve"> </w:t>
-      </w:r>
-      <w:r>
+        <w:br/>
+      </w:r>
+      <w:r>
+        <w:rPr>
+          <w:rStyle w:val="DataTypeTok"/>
+        </w:rPr>
+        <w:t xml:space="preserve">conflicts</w:t>
+      </w:r>
+      <w:r>
+        <w:rPr>
+          <w:rStyle w:val="NormalTok"/>
+        </w:rPr>
+        <w:t xml:space="preserve"> </w:t>
+      </w:r>
+      <w:r>
+        <w:rPr>
+          <w:rStyle w:val="OperatorTok"/>
+        </w:rPr>
+        <w:t xml:space="preserve">=</w:t>
+      </w:r>
+      <w:r>
+        <w:rPr>
+          <w:rStyle w:val="NormalTok"/>
+        </w:rPr>
+        <w:t xml:space="preserve"> </w:t>
+      </w:r>
+      <w:r>
+        <w:rPr>
+          <w:rStyle w:val="OperatorTok"/>
+        </w:rPr>
         <w:t xml:space="preserve">[</w:t>
       </w:r>
       <w:r>
-        <w:t xml:space="preserve"> </w:t>
-      </w:r>
-      <w:r>
-        <w:t xml:space="preserve">{ group =</w:t>
-      </w:r>
-      <w:r>
-        <w:t xml:space="preserve"> </w:t>
-      </w:r>
-      <w:r>
-        <w:t xml:space="preserve">“group1”</w:t>
-      </w:r>
-      <w:r>
-        <w:t xml:space="preserve"> </w:t>
-      </w:r>
-      <w:r>
-        <w:t xml:space="preserve">},</w:t>
-      </w:r>
-      <w:r>
-        <w:t xml:space="preserve"> </w:t>
-      </w:r>
-      <w:r>
-        <w:t xml:space="preserve">{ group =</w:t>
-      </w:r>
-      <w:r>
-        <w:t xml:space="preserve"> </w:t>
-      </w:r>
-      <w:r>
-        <w:t xml:space="preserve">“group2”</w:t>
-      </w:r>
-      <w:r>
-        <w:t xml:space="preserve"> </w:t>
-      </w:r>
-      <w:r>
-        <w:t xml:space="preserve">},</w:t>
-      </w:r>
-      <w:r>
-        <w:t xml:space="preserve"> </w:t>
-      </w:r>
-      <w:r>
-        <w:t xml:space="preserve">],]</w:t>
+        <w:br/>
+      </w:r>
+      <w:r>
+        <w:rPr>
+          <w:rStyle w:val="NormalTok"/>
+        </w:rPr>
+        <w:t xml:space="preserve">    </w:t>
+      </w:r>
+      <w:r>
+        <w:rPr>
+          <w:rStyle w:val="OperatorTok"/>
+        </w:rPr>
+        <w:t xml:space="preserve">[</w:t>
+      </w:r>
+      <w:r>
+        <w:br/>
+      </w:r>
+      <w:r>
+        <w:rPr>
+          <w:rStyle w:val="NormalTok"/>
+        </w:rPr>
+        <w:t xml:space="preserve">      </w:t>
+      </w:r>
+      <w:r>
+        <w:rPr>
+          <w:rStyle w:val="OperatorTok"/>
+        </w:rPr>
+        <w:t xml:space="preserve">{ </w:t>
+      </w:r>
+      <w:r>
+        <w:rPr>
+          <w:rStyle w:val="DataTypeTok"/>
+        </w:rPr>
+        <w:t xml:space="preserve">package</w:t>
+      </w:r>
+      <w:r>
+        <w:rPr>
+          <w:rStyle w:val="OperatorTok"/>
+        </w:rPr>
+        <w:t xml:space="preserve"> =</w:t>
+      </w:r>
+      <w:r>
+        <w:rPr>
+          <w:rStyle w:val="NormalTok"/>
+        </w:rPr>
+        <w:t xml:space="preserve"> </w:t>
+      </w:r>
+      <w:r>
+        <w:rPr>
+          <w:rStyle w:val="StringTok"/>
+        </w:rPr>
+        <w:t xml:space="preserve">"member1"</w:t>
+      </w:r>
+      <w:r>
+        <w:rPr>
+          <w:rStyle w:val="OperatorTok"/>
+        </w:rPr>
+        <w:t xml:space="preserve"> },</w:t>
+      </w:r>
+      <w:r>
+        <w:br/>
+      </w:r>
+      <w:r>
+        <w:rPr>
+          <w:rStyle w:val="NormalTok"/>
+        </w:rPr>
+        <w:t xml:space="preserve">      </w:t>
+      </w:r>
+      <w:r>
+        <w:rPr>
+          <w:rStyle w:val="OperatorTok"/>
+        </w:rPr>
+        <w:t xml:space="preserve">{ </w:t>
+      </w:r>
+      <w:r>
+        <w:rPr>
+          <w:rStyle w:val="DataTypeTok"/>
+        </w:rPr>
+        <w:t xml:space="preserve">package</w:t>
+      </w:r>
+      <w:r>
+        <w:rPr>
+          <w:rStyle w:val="OperatorTok"/>
+        </w:rPr>
+        <w:t xml:space="preserve"> =</w:t>
+      </w:r>
+      <w:r>
+        <w:rPr>
+          <w:rStyle w:val="NormalTok"/>
+        </w:rPr>
+        <w:t xml:space="preserve"> </w:t>
+      </w:r>
+      <w:r>
+        <w:rPr>
+          <w:rStyle w:val="StringTok"/>
+        </w:rPr>
+        <w:t xml:space="preserve">"member2"</w:t>
+      </w:r>
+      <w:r>
+        <w:rPr>
+          <w:rStyle w:val="OperatorTok"/>
+        </w:rPr>
+        <w:t xml:space="preserve"> },</w:t>
+      </w:r>
+      <w:r>
+        <w:br/>
+      </w:r>
+      <w:r>
+        <w:rPr>
+          <w:rStyle w:val="NormalTok"/>
+        </w:rPr>
+        <w:t xml:space="preserve">    </w:t>
+      </w:r>
+      <w:r>
+        <w:rPr>
+          <w:rStyle w:val="OperatorTok"/>
+        </w:rPr>
+        <w:t xml:space="preserve">],</w:t>
+      </w:r>
+      <w:r>
+        <w:br/>
+      </w:r>
+      <w:r>
+        <w:rPr>
+          <w:rStyle w:val="OperatorTok"/>
+        </w:rPr>
+        <w:t xml:space="preserve">]</w:t>
+      </w:r>
+    </w:p>
+    <w:p>
+      <w:pPr>
+        <w:pStyle w:val="FirstParagraph"/>
+      </w:pPr>
+      <w:r>
+        <w:t xml:space="preserve">These workspace members will not be installable together, e.g., the workspace root cannot define:</w:t>
       </w:r>
     </w:p>
     <w:p>
@@ -7095,83 +9310,8 @@
         <w:pStyle w:val="SourceCode"/>
       </w:pPr>
       <w:r>
-        <w:br/>
-      </w:r>
-      <w:r>
-        <w:rPr>
-          <w:rStyle w:val="VerbatimChar"/>
-        </w:rPr>
-        <w:t xml:space="preserve">The only difference from conflicting extras is that you need to use the `group` key instead of</w:t>
-      </w:r>
-      <w:r>
-        <w:br/>
-      </w:r>
-      <w:r>
-        <w:rPr>
-          <w:rStyle w:val="VerbatimChar"/>
-        </w:rPr>
-        <w:t xml:space="preserve">`extra`.</w:t>
-      </w:r>
-      <w:r>
-        <w:br/>
-      </w:r>
-      <w:r>
-        <w:br/>
-      </w:r>
-      <w:r>
-        <w:rPr>
-          <w:rStyle w:val="VerbatimChar"/>
-        </w:rPr>
-        <w:t xml:space="preserve">When using a workspace with multiple projects, the same restrictions apply — uv requires all</w:t>
-      </w:r>
-      <w:r>
-        <w:br/>
-      </w:r>
-      <w:r>
-        <w:rPr>
-          <w:rStyle w:val="VerbatimChar"/>
-        </w:rPr>
-        <w:t xml:space="preserve">workspace members to be compatible with each other. Similarly, conflicts can be declared across</w:t>
-      </w:r>
-      <w:r>
-        <w:br/>
-      </w:r>
-      <w:r>
-        <w:rPr>
-          <w:rStyle w:val="VerbatimChar"/>
-        </w:rPr>
-        <w:t xml:space="preserve">workspace members.</w:t>
-      </w:r>
-      <w:r>
-        <w:br/>
-      </w:r>
-      <w:r>
-        <w:br/>
-      </w:r>
-      <w:r>
-        <w:rPr>
-          <w:rStyle w:val="VerbatimChar"/>
-        </w:rPr>
-        <w:t xml:space="preserve">For example, consider the following workspace:</w:t>
-      </w:r>
-      <w:r>
-        <w:br/>
-      </w:r>
-      <w:r>
-        <w:br/>
-      </w:r>
-      <w:r>
-        <w:rPr>
-          <w:rStyle w:val="VerbatimChar"/>
-        </w:rPr>
-        <w:t xml:space="preserve">```toml title="member1/pyproject.toml"</w:t>
-      </w:r>
-      <w:r>
-        <w:br/>
-      </w:r>
-      <w:r>
-        <w:rPr>
-          <w:rStyle w:val="VerbatimChar"/>
+        <w:rPr>
+          <w:rStyle w:val="KeywordTok"/>
         </w:rPr>
         <w:t xml:space="preserve">[project]</w:t>
       </w:r>
@@ -7180,426 +9320,96 @@
       </w:r>
       <w:r>
         <w:rPr>
-          <w:rStyle w:val="VerbatimChar"/>
-        </w:rPr>
-        <w:t xml:space="preserve">name = "member1"</w:t>
-      </w:r>
-      <w:r>
-        <w:br/>
-      </w:r>
-      <w:r>
-        <w:br/>
-      </w:r>
-      <w:r>
-        <w:rPr>
-          <w:rStyle w:val="VerbatimChar"/>
-        </w:rPr>
-        <w:t xml:space="preserve">[project.optional-dependencies]</w:t>
-      </w:r>
-      <w:r>
-        <w:br/>
-      </w:r>
-      <w:r>
-        <w:rPr>
-          <w:rStyle w:val="VerbatimChar"/>
-        </w:rPr>
-        <w:t xml:space="preserve">extra1 = ["numpy==2.1.2"]</w:t>
-      </w:r>
-    </w:p>
-    <w:p>
-      <w:pPr>
-        <w:pStyle w:val="FirstParagraph"/>
-      </w:pPr>
-      <w:r>
-        <w:t xml:space="preserve">```toml title=</w:t>
-      </w:r>
-      <w:r>
-        <w:t xml:space="preserve">“member2/pyproject.toml”</w:t>
-      </w:r>
-      <w:r>
-        <w:t xml:space="preserve"> </w:t>
-      </w:r>
-      <w:r>
-        <w:t xml:space="preserve">[project]</w:t>
-      </w:r>
-      <w:r>
-        <w:t xml:space="preserve"> </w:t>
-      </w:r>
-      <w:r>
-        <w:t xml:space="preserve">name =</w:t>
-      </w:r>
-      <w:r>
-        <w:t xml:space="preserve"> </w:t>
-      </w:r>
-      <w:r>
-        <w:t xml:space="preserve">“member2”</w:t>
-      </w:r>
-    </w:p>
-    <w:p>
-      <w:pPr>
-        <w:pStyle w:val="BodyText"/>
-      </w:pPr>
-      <w:r>
-        <w:t xml:space="preserve">[project.optional-dependencies]</w:t>
-      </w:r>
-      <w:r>
-        <w:t xml:space="preserve"> </w:t>
-      </w:r>
-      <w:r>
-        <w:t xml:space="preserve">extra2 = [</w:t>
-      </w:r>
-      <w:r>
-        <w:t xml:space="preserve">“numpy==2.0.0”</w:t>
-      </w:r>
-      <w:r>
+          <w:rStyle w:val="DataTypeTok"/>
+        </w:rPr>
+        <w:t xml:space="preserve">name</w:t>
+      </w:r>
+      <w:r>
+        <w:rPr>
+          <w:rStyle w:val="NormalTok"/>
+        </w:rPr>
+        <w:t xml:space="preserve"> </w:t>
+      </w:r>
+      <w:r>
+        <w:rPr>
+          <w:rStyle w:val="OperatorTok"/>
+        </w:rPr>
+        <w:t xml:space="preserve">=</w:t>
+      </w:r>
+      <w:r>
+        <w:rPr>
+          <w:rStyle w:val="NormalTok"/>
+        </w:rPr>
+        <w:t xml:space="preserve"> </w:t>
+      </w:r>
+      <w:r>
+        <w:rPr>
+          <w:rStyle w:val="StringTok"/>
+        </w:rPr>
+        <w:t xml:space="preserve">"root"</w:t>
+      </w:r>
+      <w:r>
+        <w:br/>
+      </w:r>
+      <w:r>
+        <w:rPr>
+          <w:rStyle w:val="DataTypeTok"/>
+        </w:rPr>
+        <w:t xml:space="preserve">dependencies</w:t>
+      </w:r>
+      <w:r>
+        <w:rPr>
+          <w:rStyle w:val="NormalTok"/>
+        </w:rPr>
+        <w:t xml:space="preserve"> </w:t>
+      </w:r>
+      <w:r>
+        <w:rPr>
+          <w:rStyle w:val="OperatorTok"/>
+        </w:rPr>
+        <w:t xml:space="preserve">=</w:t>
+      </w:r>
+      <w:r>
+        <w:rPr>
+          <w:rStyle w:val="NormalTok"/>
+        </w:rPr>
+        <w:t xml:space="preserve"> </w:t>
+      </w:r>
+      <w:r>
+        <w:rPr>
+          <w:rStyle w:val="OperatorTok"/>
+        </w:rPr>
+        <w:t xml:space="preserve">[</w:t>
+      </w:r>
+      <w:r>
+        <w:rPr>
+          <w:rStyle w:val="StringTok"/>
+        </w:rPr>
+        <w:t xml:space="preserve">"member1"</w:t>
+      </w:r>
+      <w:r>
+        <w:rPr>
+          <w:rStyle w:val="OperatorTok"/>
+        </w:rPr>
+        <w:t xml:space="preserve">,</w:t>
+      </w:r>
+      <w:r>
+        <w:rPr>
+          <w:rStyle w:val="NormalTok"/>
+        </w:rPr>
+        <w:t xml:space="preserve"> </w:t>
+      </w:r>
+      <w:r>
+        <w:rPr>
+          <w:rStyle w:val="StringTok"/>
+        </w:rPr>
+        <w:t xml:space="preserve">"member2"</w:t>
+      </w:r>
+      <w:r>
+        <w:rPr>
+          <w:rStyle w:val="OperatorTok"/>
+        </w:rPr>
         <w:t xml:space="preserve">]</w:t>
-      </w:r>
-    </w:p>
-    <w:p>
-      <w:pPr>
-        <w:pStyle w:val="SourceCode"/>
-      </w:pPr>
-      <w:r>
-        <w:br/>
-      </w:r>
-      <w:r>
-        <w:rPr>
-          <w:rStyle w:val="VerbatimChar"/>
-        </w:rPr>
-        <w:t xml:space="preserve">To declare a conflict between extras in these different workspace members, use the `package` key:</w:t>
-      </w:r>
-      <w:r>
-        <w:br/>
-      </w:r>
-      <w:r>
-        <w:br/>
-      </w:r>
-      <w:r>
-        <w:rPr>
-          <w:rStyle w:val="VerbatimChar"/>
-        </w:rPr>
-        <w:t xml:space="preserve">```toml title="pyproject.toml"</w:t>
-      </w:r>
-      <w:r>
-        <w:br/>
-      </w:r>
-      <w:r>
-        <w:rPr>
-          <w:rStyle w:val="VerbatimChar"/>
-        </w:rPr>
-        <w:t xml:space="preserve">[tool.uv]</w:t>
-      </w:r>
-      <w:r>
-        <w:br/>
-      </w:r>
-      <w:r>
-        <w:rPr>
-          <w:rStyle w:val="VerbatimChar"/>
-        </w:rPr>
-        <w:t xml:space="preserve">conflicts = [</w:t>
-      </w:r>
-      <w:r>
-        <w:br/>
-      </w:r>
-      <w:r>
-        <w:rPr>
-          <w:rStyle w:val="VerbatimChar"/>
-        </w:rPr>
-        <w:t xml:space="preserve">    [</w:t>
-      </w:r>
-      <w:r>
-        <w:br/>
-      </w:r>
-      <w:r>
-        <w:rPr>
-          <w:rStyle w:val="VerbatimChar"/>
-        </w:rPr>
-        <w:t xml:space="preserve">      { package = "member1", extra = "extra1" },</w:t>
-      </w:r>
-      <w:r>
-        <w:br/>
-      </w:r>
-      <w:r>
-        <w:rPr>
-          <w:rStyle w:val="VerbatimChar"/>
-        </w:rPr>
-        <w:t xml:space="preserve">      { package = "member2", extra = "extra2" },</w:t>
-      </w:r>
-      <w:r>
-        <w:br/>
-      </w:r>
-      <w:r>
-        <w:rPr>
-          <w:rStyle w:val="VerbatimChar"/>
-        </w:rPr>
-        <w:t xml:space="preserve">    ],</w:t>
-      </w:r>
-      <w:r>
-        <w:br/>
-      </w:r>
-      <w:r>
-        <w:rPr>
-          <w:rStyle w:val="VerbatimChar"/>
-        </w:rPr>
-        <w:t xml:space="preserve">]</w:t>
-      </w:r>
-    </w:p>
-    <w:p>
-      <w:pPr>
-        <w:pStyle w:val="FirstParagraph"/>
-      </w:pPr>
-      <w:r>
-        <w:t xml:space="preserve">It’s also possible for the project dependencies (i.e.,</w:t>
-      </w:r>
-      <w:r>
-        <w:t xml:space="preserve"> </w:t>
-      </w:r>
-      <w:r>
-        <w:rPr>
-          <w:rStyle w:val="VerbatimChar"/>
-        </w:rPr>
-        <w:t xml:space="preserve">project.dependencies</w:t>
-      </w:r>
-      <w:r>
-        <w:t xml:space="preserve">) of one workspace</w:t>
-      </w:r>
-      <w:r>
-        <w:t xml:space="preserve"> </w:t>
-      </w:r>
-      <w:r>
-        <w:t xml:space="preserve">member to conflict with the extra of another member, for example:</w:t>
-      </w:r>
-    </w:p>
-    <w:p>
-      <w:pPr>
-        <w:pStyle w:val="BodyText"/>
-      </w:pPr>
-      <w:r>
-        <w:rPr>
-          <w:rStyle w:val="VerbatimChar"/>
-        </w:rPr>
-        <w:t xml:space="preserve">toml title="member1/pyproject.toml" [project] name = "member1" dependencies = ["numpy==2.1.2"]</w:t>
-      </w:r>
-    </w:p>
-    <w:p>
-      <w:pPr>
-        <w:pStyle w:val="BodyText"/>
-      </w:pPr>
-      <w:r>
-        <w:t xml:space="preserve">```toml title=</w:t>
-      </w:r>
-      <w:r>
-        <w:t xml:space="preserve">“member2/pyproject.toml”</w:t>
-      </w:r>
-      <w:r>
-        <w:t xml:space="preserve"> </w:t>
-      </w:r>
-      <w:r>
-        <w:t xml:space="preserve">[project]</w:t>
-      </w:r>
-      <w:r>
-        <w:t xml:space="preserve"> </w:t>
-      </w:r>
-      <w:r>
-        <w:t xml:space="preserve">name =</w:t>
-      </w:r>
-      <w:r>
-        <w:t xml:space="preserve"> </w:t>
-      </w:r>
-      <w:r>
-        <w:t xml:space="preserve">“member2”</w:t>
-      </w:r>
-    </w:p>
-    <w:p>
-      <w:pPr>
-        <w:pStyle w:val="BodyText"/>
-      </w:pPr>
-      <w:r>
-        <w:t xml:space="preserve">[project.optional-dependencies]</w:t>
-      </w:r>
-      <w:r>
-        <w:t xml:space="preserve"> </w:t>
-      </w:r>
-      <w:r>
-        <w:t xml:space="preserve">extra2 = [</w:t>
-      </w:r>
-      <w:r>
-        <w:t xml:space="preserve">“numpy==2.0.0”</w:t>
-      </w:r>
-      <w:r>
-        <w:t xml:space="preserve">]</w:t>
-      </w:r>
-    </w:p>
-    <w:p>
-      <w:pPr>
-        <w:pStyle w:val="SourceCode"/>
-      </w:pPr>
-      <w:r>
-        <w:br/>
-      </w:r>
-      <w:r>
-        <w:rPr>
-          <w:rStyle w:val="VerbatimChar"/>
-        </w:rPr>
-        <w:t xml:space="preserve">This conflict can also be declared using the `package` key:</w:t>
-      </w:r>
-      <w:r>
-        <w:br/>
-      </w:r>
-      <w:r>
-        <w:br/>
-      </w:r>
-      <w:r>
-        <w:rPr>
-          <w:rStyle w:val="VerbatimChar"/>
-        </w:rPr>
-        <w:t xml:space="preserve">```toml title="pyproject.toml"</w:t>
-      </w:r>
-      <w:r>
-        <w:br/>
-      </w:r>
-      <w:r>
-        <w:rPr>
-          <w:rStyle w:val="VerbatimChar"/>
-        </w:rPr>
-        <w:t xml:space="preserve">[tool.uv]</w:t>
-      </w:r>
-      <w:r>
-        <w:br/>
-      </w:r>
-      <w:r>
-        <w:rPr>
-          <w:rStyle w:val="VerbatimChar"/>
-        </w:rPr>
-        <w:t xml:space="preserve">conflicts = [</w:t>
-      </w:r>
-      <w:r>
-        <w:br/>
-      </w:r>
-      <w:r>
-        <w:rPr>
-          <w:rStyle w:val="VerbatimChar"/>
-        </w:rPr>
-        <w:t xml:space="preserve">    [</w:t>
-      </w:r>
-      <w:r>
-        <w:br/>
-      </w:r>
-      <w:r>
-        <w:rPr>
-          <w:rStyle w:val="VerbatimChar"/>
-        </w:rPr>
-        <w:t xml:space="preserve">      { package = "member1" },</w:t>
-      </w:r>
-      <w:r>
-        <w:br/>
-      </w:r>
-      <w:r>
-        <w:rPr>
-          <w:rStyle w:val="VerbatimChar"/>
-        </w:rPr>
-        <w:t xml:space="preserve">      { package = "member2", extra = "extra2" },</w:t>
-      </w:r>
-      <w:r>
-        <w:br/>
-      </w:r>
-      <w:r>
-        <w:rPr>
-          <w:rStyle w:val="VerbatimChar"/>
-        </w:rPr>
-        <w:t xml:space="preserve">    ],</w:t>
-      </w:r>
-      <w:r>
-        <w:br/>
-      </w:r>
-      <w:r>
-        <w:rPr>
-          <w:rStyle w:val="VerbatimChar"/>
-        </w:rPr>
-        <w:t xml:space="preserve">]</w:t>
-      </w:r>
-    </w:p>
-    <w:p>
-      <w:pPr>
-        <w:pStyle w:val="FirstParagraph"/>
-      </w:pPr>
-      <w:r>
-        <w:t xml:space="preserve">Similarly, it’s possible for some workspace members to have conflicting project dependencies:</w:t>
-      </w:r>
-    </w:p>
-    <w:p>
-      <w:pPr>
-        <w:pStyle w:val="BodyText"/>
-      </w:pPr>
-      <w:r>
-        <w:rPr>
-          <w:rStyle w:val="VerbatimChar"/>
-        </w:rPr>
-        <w:t xml:space="preserve">toml title="member1/pyproject.toml" [project] name = "member1" dependencies = ["numpy==2.1.2"]</w:t>
-      </w:r>
-    </w:p>
-    <w:p>
-      <w:pPr>
-        <w:pStyle w:val="BodyText"/>
-      </w:pPr>
-      <w:r>
-        <w:rPr>
-          <w:rStyle w:val="VerbatimChar"/>
-        </w:rPr>
-        <w:t xml:space="preserve">toml title="member2/pyproject.toml" [project] name = "member2" dependencies = ["numpy==2.0.0"]</w:t>
-      </w:r>
-    </w:p>
-    <w:p>
-      <w:pPr>
-        <w:pStyle w:val="BodyText"/>
-      </w:pPr>
-      <w:r>
-        <w:t xml:space="preserve">This conflict can also be declared using the</w:t>
-      </w:r>
-      <w:r>
-        <w:t xml:space="preserve"> </w:t>
-      </w:r>
-      <w:r>
-        <w:rPr>
-          <w:rStyle w:val="VerbatimChar"/>
-        </w:rPr>
-        <w:t xml:space="preserve">package</w:t>
-      </w:r>
-      <w:r>
-        <w:t xml:space="preserve"> </w:t>
-      </w:r>
-      <w:r>
-        <w:t xml:space="preserve">key:</w:t>
-      </w:r>
-    </w:p>
-    <w:p>
-      <w:pPr>
-        <w:pStyle w:val="BodyText"/>
-      </w:pPr>
-      <w:r>
-        <w:rPr>
-          <w:rStyle w:val="VerbatimChar"/>
-        </w:rPr>
-        <w:t xml:space="preserve">toml title="pyproject.toml" [tool.uv] conflicts = [     [       { package = "member1" },       { package = "member2" },     ], ]</w:t>
-      </w:r>
-    </w:p>
-    <w:p>
-      <w:pPr>
-        <w:pStyle w:val="BodyText"/>
-      </w:pPr>
-      <w:r>
-        <w:t xml:space="preserve">These workspace members will not be installable together, e.g., the workspace root cannot define:</w:t>
-      </w:r>
-    </w:p>
-    <w:p>
-      <w:pPr>
-        <w:pStyle w:val="BodyText"/>
-      </w:pPr>
-      <w:r>
-        <w:rPr>
-          <w:rStyle w:val="VerbatimChar"/>
-        </w:rPr>
-        <w:t xml:space="preserve">toml title="pyproject.toml" [project] name = "root" dependencies = ["member1", "member2"]</w:t>
       </w:r>
     </w:p>
     <w:bookmarkEnd w:id="36"/>
@@ -7638,7 +9448,7 @@
         <w:t xml:space="preserve"> </w:t>
       </w:r>
       <w:r>
-        <w:t xml:space="preserve">will warn if direct dependencies don’t have lower bounds.</w:t>
+        <w:t xml:space="preserve">will warn if direct dependencies don't have lower bounds.</w:t>
       </w:r>
     </w:p>
     <w:p>
@@ -7646,16 +9456,7 @@
         <w:pStyle w:val="BodyText"/>
       </w:pPr>
       <w:r>
-        <w:t xml:space="preserve">Lower bounds are not critical in the</w:t>
-      </w:r>
-      <w:r>
-        <w:t xml:space="preserve"> </w:t>
-      </w:r>
-      <w:r>
-        <w:t xml:space="preserve">“happy path”</w:t>
-      </w:r>
-      <w:r>
-        <w:t xml:space="preserve">, but they are important for cases where there are</w:t>
+        <w:t xml:space="preserve">Lower bounds are not critical in the "happy path", but they are important for cases where there are</w:t>
       </w:r>
       <w:r>
         <w:t xml:space="preserve"> </w:t>
@@ -7685,7 +9486,7 @@
         <w:t xml:space="preserve"> </w:t>
       </w:r>
       <w:r>
-        <w:t xml:space="preserve">backtrack down to the oldest version of a package. This isn’t only problematic because it’s slow,</w:t>
+        <w:t xml:space="preserve">backtrack down to the oldest version of a package. This isn't only problematic because it's slow,</w:t>
       </w:r>
       <w:r>
         <w:t xml:space="preserve"> </w:t>
@@ -7697,7 +9498,7 @@
         <w:t xml:space="preserve"> </w:t>
       </w:r>
       <w:r>
-        <w:t xml:space="preserve">that’s old enough that it doesn’t depend on the conflicting package, but also doesn’t work with your</w:t>
+        <w:t xml:space="preserve">that's old enough that it doesn't depend on the conflicting package, but also doesn't work with your</w:t>
       </w:r>
       <w:r>
         <w:t xml:space="preserve"> </w:t>
@@ -7711,7 +9512,7 @@
         <w:pStyle w:val="BodyText"/>
       </w:pPr>
       <w:r>
-        <w:t xml:space="preserve">Lower bounds are particularly critical when writing a library. It’s important to declare the lowest</w:t>
+        <w:t xml:space="preserve">Lower bounds are particularly critical when writing a library. It's important to declare the lowest</w:t>
       </w:r>
       <w:r>
         <w:t xml:space="preserve"> </w:t>
@@ -7767,7 +9568,7 @@
         <w:t xml:space="preserve"> </w:t>
       </w:r>
       <w:r>
-        <w:t xml:space="preserve">receive an old, incompatible version of one of your library’s dependencies and the library will fail</w:t>
+        <w:t xml:space="preserve">receive an old, incompatible version of one of your library's dependencies and the library will fail</w:t>
       </w:r>
       <w:r>
         <w:t xml:space="preserve"> </w:t>
@@ -7871,7 +9672,7 @@
         <w:t xml:space="preserve">2006-12-02</w:t>
       </w:r>
       <w:r>
-        <w:t xml:space="preserve">) in your system’s</w:t>
+        <w:t xml:space="preserve">) in your system's</w:t>
       </w:r>
       <w:r>
         <w:t xml:space="preserve"> </w:t>
@@ -8667,7 +10468,7 @@
         <w:pStyle w:val="FirstParagraph"/>
       </w:pPr>
       <w:r>
-        <w:t xml:space="preserve">This is useful for private indexes that don’t publish</w:t>
+        <w:t xml:space="preserve">This is useful for private indexes that don't publish</w:t>
       </w:r>
       <w:r>
         <w:t xml:space="preserve"> </w:t>
@@ -8703,19 +10504,7 @@
         <w:pStyle w:val="FirstParagraph"/>
       </w:pPr>
       <w:r>
-        <w:t xml:space="preserve">uv also supports dependency</w:t>
-      </w:r>
-      <w:r>
-        <w:t xml:space="preserve"> </w:t>
-      </w:r>
-      <w:r>
-        <w:t xml:space="preserve">“cooldowns”</w:t>
-      </w:r>
-      <w:r>
-        <w:t xml:space="preserve"> </w:t>
-      </w:r>
-      <w:r>
-        <w:t xml:space="preserve">in which resolution will ignore packages newer than a</w:t>
+        <w:t xml:space="preserve">uv also supports dependency "cooldowns" in which resolution will ignore packages newer than a</w:t>
       </w:r>
       <w:r>
         <w:t xml:space="preserve"> </w:t>
@@ -8784,13 +10573,7 @@
         <w:t xml:space="preserve"> </w:t>
       </w:r>
       <w:r>
-        <w:t xml:space="preserve">“friendly”</w:t>
-      </w:r>
-      <w:r>
-        <w:t xml:space="preserve"> </w:t>
-      </w:r>
-      <w:r>
-        <w:t xml:space="preserve">duration (e.g.,</w:t>
+        <w:t xml:space="preserve">"friendly" duration (e.g.,</w:t>
       </w:r>
       <w:r>
         <w:t xml:space="preserve"> </w:t>
